--- a/Informe.docx
+++ b/Informe.docx
@@ -315,7 +315,7 @@
       <w:sdtContent>
         <w:p>
           <w:pPr>
-            <w:pStyle w:val="TtuloTDC"/>
+            <w:pStyle w:val="TOCHeading"/>
             <w:rPr>
               <w:lang w:val="es-MX"/>
             </w:rPr>
@@ -335,7 +335,7 @@
         </w:p>
         <w:p>
           <w:pPr>
-            <w:pStyle w:val="TDC1"/>
+            <w:pStyle w:val="TOC1"/>
             <w:tabs>
               <w:tab w:val="right" w:leader="dot" w:pos="8828"/>
             </w:tabs>
@@ -357,7 +357,7 @@
           <w:hyperlink w:anchor="_Toc226221648" w:history="1">
             <w:r>
               <w:rPr>
-                <w:rStyle w:val="Hipervnculo"/>
+                <w:rStyle w:val="Hyperlink"/>
                 <w:noProof/>
               </w:rPr>
               <w:t>Esquema con LLM</w:t>
@@ -414,7 +414,7 @@
         </w:p>
         <w:p>
           <w:pPr>
-            <w:pStyle w:val="TDC1"/>
+            <w:pStyle w:val="TOC1"/>
             <w:tabs>
               <w:tab w:val="right" w:leader="dot" w:pos="8828"/>
             </w:tabs>
@@ -427,7 +427,7 @@
           <w:hyperlink w:anchor="_Toc226221649" w:history="1">
             <w:r>
               <w:rPr>
-                <w:rStyle w:val="Hipervnculo"/>
+                <w:rStyle w:val="Hyperlink"/>
                 <w:noProof/>
               </w:rPr>
               <w:t>Análisis crítico</w:t>
@@ -484,7 +484,7 @@
         </w:p>
         <w:p>
           <w:pPr>
-            <w:pStyle w:val="TDC1"/>
+            <w:pStyle w:val="TOC1"/>
             <w:tabs>
               <w:tab w:val="right" w:leader="dot" w:pos="8828"/>
             </w:tabs>
@@ -497,7 +497,7 @@
           <w:hyperlink w:anchor="_Toc226221650" w:history="1">
             <w:r>
               <w:rPr>
-                <w:rStyle w:val="Hipervnculo"/>
+                <w:rStyle w:val="Hyperlink"/>
                 <w:noProof/>
               </w:rPr>
               <w:t>Prompt y Respuestas</w:t>
@@ -554,7 +554,7 @@
         </w:p>
         <w:p>
           <w:pPr>
-            <w:pStyle w:val="TDC1"/>
+            <w:pStyle w:val="TOC1"/>
             <w:tabs>
               <w:tab w:val="right" w:leader="dot" w:pos="8828"/>
             </w:tabs>
@@ -567,7 +567,7 @@
           <w:hyperlink w:anchor="_Toc226221651" w:history="1">
             <w:r>
               <w:rPr>
-                <w:rStyle w:val="Hipervnculo"/>
+                <w:rStyle w:val="Hyperlink"/>
                 <w:noProof/>
               </w:rPr>
               <w:t>Parte B: Implementación de la base de datos</w:t>
@@ -807,13 +807,13 @@
     </w:p>
     <w:p>
       <w:pPr>
-        <w:pStyle w:val="Ttulo1"/>
+        <w:pStyle w:val="Heading1"/>
       </w:pPr>
       <w:bookmarkStart w:id="0" w:name="_Toc1142302281"/>
     </w:p>
     <w:p>
       <w:pPr>
-        <w:pStyle w:val="Ttulo1"/>
+        <w:pStyle w:val="Heading1"/>
         <w:rPr>
           <w:rFonts w:cs="Times New Roman"/>
         </w:rPr>
@@ -995,19 +995,12 @@
         <w:rPr>
           <w:noProof/>
         </w:rPr>
+        <w:lastRenderedPageBreak/>
         <w:drawing>
-          <wp:anchor distT="0" distB="0" distL="114300" distR="114300" simplePos="0" relativeHeight="251660800" behindDoc="0" locked="0" layoutInCell="1" allowOverlap="1" wp14:anchorId="51C2696C" wp14:editId="49946531">
-            <wp:simplePos x="0" y="0"/>
-            <wp:positionH relativeFrom="column">
-              <wp:posOffset>234119</wp:posOffset>
-            </wp:positionH>
-            <wp:positionV relativeFrom="paragraph">
-              <wp:posOffset>90317</wp:posOffset>
-            </wp:positionV>
-            <wp:extent cx="4726781" cy="1922758"/>
-            <wp:effectExtent l="0" t="0" r="0" b="1905"/>
-            <wp:wrapSquare wrapText="bothSides"/>
-            <wp:docPr id="1579345523" name="drawing"/>
+          <wp:inline distT="0" distB="0" distL="0" distR="0" wp14:anchorId="6B25A995" wp14:editId="451C5293">
+            <wp:extent cx="4898004" cy="6336702"/>
+            <wp:effectExtent l="0" t="0" r="0" b="6985"/>
+            <wp:docPr id="1162804533" name="Picture 1"/>
             <wp:cNvGraphicFramePr>
               <a:graphicFrameLocks xmlns:a="http://schemas.openxmlformats.org/drawingml/2006/main" noChangeAspect="1"/>
             </wp:cNvGraphicFramePr>
@@ -1015,34 +1008,41 @@
               <a:graphicData uri="http://schemas.openxmlformats.org/drawingml/2006/picture">
                 <pic:pic xmlns:pic="http://schemas.openxmlformats.org/drawingml/2006/picture">
                   <pic:nvPicPr>
-                    <pic:cNvPr id="1579345523" name="Picture 1579345523"/>
-                    <pic:cNvPicPr/>
+                    <pic:cNvPr id="0" name="Picture 1"/>
+                    <pic:cNvPicPr>
+                      <a:picLocks noChangeAspect="1" noChangeArrowheads="1"/>
+                    </pic:cNvPicPr>
                   </pic:nvPicPr>
                   <pic:blipFill>
-                    <a:blip r:embed="rId15" cstate="print">
+                    <a:blip r:embed="rId15">
                       <a:extLst>
                         <a:ext uri="{28A0092B-C50C-407E-A947-70E740481C1C}">
                           <a14:useLocalDpi xmlns:a14="http://schemas.microsoft.com/office/drawing/2010/main" val="0"/>
                         </a:ext>
                       </a:extLst>
                     </a:blip>
+                    <a:srcRect/>
                     <a:stretch>
                       <a:fillRect/>
                     </a:stretch>
                   </pic:blipFill>
-                  <pic:spPr>
+                  <pic:spPr bwMode="auto">
                     <a:xfrm>
                       <a:off x="0" y="0"/>
-                      <a:ext cx="4726781" cy="1922758"/>
+                      <a:ext cx="4902155" cy="6342073"/>
                     </a:xfrm>
                     <a:prstGeom prst="rect">
                       <a:avLst/>
                     </a:prstGeom>
+                    <a:noFill/>
+                    <a:ln>
+                      <a:noFill/>
+                    </a:ln>
                   </pic:spPr>
                 </pic:pic>
               </a:graphicData>
             </a:graphic>
-          </wp:anchor>
+          </wp:inline>
         </w:drawing>
       </w:r>
     </w:p>
@@ -1240,7 +1240,7 @@
     </w:p>
     <w:p>
       <w:pPr>
-        <w:pStyle w:val="Prrafodelista"/>
+        <w:pStyle w:val="ListParagraph"/>
         <w:numPr>
           <w:ilvl w:val="0"/>
           <w:numId w:val="14"/>
@@ -1259,7 +1259,7 @@
     </w:p>
     <w:p>
       <w:pPr>
-        <w:pStyle w:val="Prrafodelista"/>
+        <w:pStyle w:val="ListParagraph"/>
         <w:numPr>
           <w:ilvl w:val="0"/>
           <w:numId w:val="14"/>
@@ -1278,7 +1278,7 @@
     </w:p>
     <w:p>
       <w:pPr>
-        <w:pStyle w:val="Prrafodelista"/>
+        <w:pStyle w:val="ListParagraph"/>
         <w:numPr>
           <w:ilvl w:val="0"/>
           <w:numId w:val="14"/>
@@ -1309,7 +1309,7 @@
     </w:p>
     <w:p>
       <w:pPr>
-        <w:pStyle w:val="Prrafodelista"/>
+        <w:pStyle w:val="ListParagraph"/>
         <w:numPr>
           <w:ilvl w:val="0"/>
           <w:numId w:val="14"/>
@@ -1329,38 +1329,38 @@
     <w:p/>
     <w:p>
       <w:pPr>
-        <w:pStyle w:val="Ttulo1"/>
+        <w:pStyle w:val="Heading1"/>
       </w:pPr>
       <w:bookmarkStart w:id="2" w:name="_Toc1951049441"/>
     </w:p>
     <w:p>
       <w:pPr>
-        <w:pStyle w:val="Ttulo1"/>
-      </w:pPr>
-    </w:p>
-    <w:p>
-      <w:pPr>
-        <w:pStyle w:val="Ttulo1"/>
-      </w:pPr>
-    </w:p>
-    <w:p>
-      <w:pPr>
-        <w:pStyle w:val="Ttulo1"/>
-      </w:pPr>
-    </w:p>
-    <w:p>
-      <w:pPr>
-        <w:pStyle w:val="Ttulo1"/>
-      </w:pPr>
-    </w:p>
-    <w:p>
-      <w:pPr>
-        <w:pStyle w:val="Ttulo1"/>
-      </w:pPr>
-    </w:p>
-    <w:p>
-      <w:pPr>
-        <w:pStyle w:val="Ttulo1"/>
+        <w:pStyle w:val="Heading1"/>
+      </w:pPr>
+    </w:p>
+    <w:p>
+      <w:pPr>
+        <w:pStyle w:val="Heading1"/>
+      </w:pPr>
+    </w:p>
+    <w:p>
+      <w:pPr>
+        <w:pStyle w:val="Heading1"/>
+      </w:pPr>
+    </w:p>
+    <w:p>
+      <w:pPr>
+        <w:pStyle w:val="Heading1"/>
+      </w:pPr>
+    </w:p>
+    <w:p>
+      <w:pPr>
+        <w:pStyle w:val="Heading1"/>
+      </w:pPr>
+    </w:p>
+    <w:p>
+      <w:pPr>
+        <w:pStyle w:val="Heading1"/>
       </w:pPr>
     </w:p>
     <w:p/>
@@ -1370,12 +1370,12 @@
     <w:p/>
     <w:p>
       <w:pPr>
-        <w:pStyle w:val="Ttulo1"/>
-      </w:pPr>
-    </w:p>
-    <w:p>
-      <w:pPr>
-        <w:pStyle w:val="Ttulo1"/>
+        <w:pStyle w:val="Heading1"/>
+      </w:pPr>
+    </w:p>
+    <w:p>
+      <w:pPr>
+        <w:pStyle w:val="Heading1"/>
       </w:pPr>
       <w:bookmarkStart w:id="3" w:name="_Toc226221649"/>
       <w:r>
@@ -1691,13 +1691,8 @@
         <w:t xml:space="preserve"> </w:t>
       </w:r>
       <w:r>
-        <w:t xml:space="preserve">un atributo de </w:t>
-      </w:r>
-      <w:proofErr w:type="spellStart"/>
-      <w:r>
-        <w:t>id_equipo</w:t>
-      </w:r>
-      <w:proofErr w:type="spellEnd"/>
+        <w:t>un atributo de id_equipo</w:t>
+      </w:r>
       <w:r>
         <w:t>.</w:t>
       </w:r>
@@ -1729,14 +1724,14 @@
     <w:p/>
     <w:p>
       <w:pPr>
-        <w:pStyle w:val="Ttulo1"/>
+        <w:pStyle w:val="Heading1"/>
       </w:pPr>
       <w:bookmarkStart w:id="4" w:name="_Toc1056801285"/>
       <w:bookmarkStart w:id="5" w:name="_Toc226221650"/>
     </w:p>
     <w:p>
       <w:pPr>
-        <w:pStyle w:val="Ttulo1"/>
+        <w:pStyle w:val="Heading1"/>
       </w:pPr>
       <w:r>
         <w:t>Prompt y Respuestas</w:t>
@@ -1755,15 +1750,7 @@
         <w:t xml:space="preserve"> </w:t>
       </w:r>
       <w:r>
-        <w:t xml:space="preserve">Contexto: Una organización internacional de </w:t>
-      </w:r>
-      <w:proofErr w:type="spellStart"/>
-      <w:r>
-        <w:t>esports</w:t>
-      </w:r>
-      <w:proofErr w:type="spellEnd"/>
-      <w:r>
-        <w:t xml:space="preserve"> los ha contratado para construir el sistema que administre sus torneos.</w:t>
+        <w:t>Contexto: Una organización internacional de esports los ha contratado para construir el sistema que administre sus torneos.</w:t>
       </w:r>
     </w:p>
     <w:p>
@@ -1773,148 +1760,7 @@
     </w:p>
     <w:p>
       <w:r>
-        <w:t>La organización necesita gestionar la siguiente información: 1. Torneos. La organización realiza múltiples torneos. Cada torneo tiene un nombre, el título del videojuego que se juega, fechas de inicio y fin, y un pozo de premios (</w:t>
-      </w:r>
-      <w:proofErr w:type="spellStart"/>
-      <w:r>
-        <w:t>prize</w:t>
-      </w:r>
-      <w:proofErr w:type="spellEnd"/>
-      <w:r>
-        <w:t xml:space="preserve"> pool) en USD. </w:t>
-      </w:r>
-      <w:proofErr w:type="gramStart"/>
-      <w:r>
-        <w:t>Además</w:t>
-      </w:r>
-      <w:proofErr w:type="gramEnd"/>
-      <w:r>
-        <w:t xml:space="preserve"> tiene un número máximo de equipos por participar. 2. Jugadores. Los jugadores se registran en la plataforma con un </w:t>
-      </w:r>
-      <w:proofErr w:type="spellStart"/>
-      <w:r>
-        <w:t>gamertag</w:t>
-      </w:r>
-      <w:proofErr w:type="spellEnd"/>
-      <w:r>
-        <w:t xml:space="preserve"> (´único), su nombre real, email, fecha de nacimiento y país de origen. 3. Equipos. Los jugadores forman equipos (de un número no acotado de jugadores). Cada equipo tiene un nombre único, una fecha de creación y un capitán. El </w:t>
-      </w:r>
-      <w:proofErr w:type="spellStart"/>
-      <w:r>
-        <w:t>capit´an</w:t>
-      </w:r>
-      <w:proofErr w:type="spellEnd"/>
-      <w:r>
-        <w:t xml:space="preserve"> debe ser miembro del equipo. Un jugador pertenece a exactamente un equipo (la </w:t>
-      </w:r>
-      <w:proofErr w:type="spellStart"/>
-      <w:r>
-        <w:t>membres´ıa</w:t>
-      </w:r>
-      <w:proofErr w:type="spellEnd"/>
-      <w:r>
-        <w:t xml:space="preserve"> es fija, no cambia entre torneos). 4. Inscripción a torneos. Los equipos se inscriben en torneos. Cada torneo tiene un </w:t>
-      </w:r>
-      <w:proofErr w:type="spellStart"/>
-      <w:r>
-        <w:t>n´umero</w:t>
-      </w:r>
-      <w:proofErr w:type="spellEnd"/>
-      <w:r>
-        <w:t xml:space="preserve"> </w:t>
-      </w:r>
-      <w:proofErr w:type="spellStart"/>
-      <w:r>
-        <w:t>m´aximo</w:t>
-      </w:r>
-      <w:proofErr w:type="spellEnd"/>
-      <w:r>
-        <w:t xml:space="preserve"> de equipos que pueden participar. Un equipo puede inscribirse en múltiples torneos. 5. Partidas. Dentro de un torneo se juegan partidas (</w:t>
-      </w:r>
-      <w:proofErr w:type="spellStart"/>
-      <w:r>
-        <w:t>matches</w:t>
-      </w:r>
-      <w:proofErr w:type="spellEnd"/>
-      <w:r>
-        <w:t xml:space="preserve">). Cada partida enfrenta a exactamente dos equipos distintos, tiene una fecha y hora programada, un resultado (puntaje equipo A y puntaje equipo B) y una fase del torneo. Las fases posibles son: fase de grupos, cuartos de final, semifinal, final. El formato del torneo es: 8 equipos divididos en 2 grupos de 4, </w:t>
-      </w:r>
-      <w:proofErr w:type="gramStart"/>
-      <w:r>
-        <w:t>round</w:t>
-      </w:r>
-      <w:proofErr w:type="gramEnd"/>
-      <w:r>
-        <w:t>-</w:t>
-      </w:r>
-      <w:proofErr w:type="spellStart"/>
-      <w:r>
-        <w:t>robin</w:t>
-      </w:r>
-      <w:proofErr w:type="spellEnd"/>
-      <w:r>
-        <w:t xml:space="preserve"> dentro de cada grupo, los 2 mejores de cada grupo avanzan a semifinales, luego </w:t>
-      </w:r>
-      <w:proofErr w:type="spellStart"/>
-      <w:proofErr w:type="gramStart"/>
-      <w:r>
-        <w:t>final.Estad</w:t>
-      </w:r>
-      <w:proofErr w:type="gramEnd"/>
-      <w:r>
-        <w:t>´ısticas</w:t>
-      </w:r>
-      <w:proofErr w:type="spellEnd"/>
-      <w:r>
-        <w:t xml:space="preserve"> individuales. Para cada partida se registran las estadísticas de cada jugador de los equipos participantes: KOs, </w:t>
-      </w:r>
-      <w:proofErr w:type="spellStart"/>
-      <w:r>
-        <w:t>restarts</w:t>
-      </w:r>
-      <w:proofErr w:type="spellEnd"/>
-      <w:r>
-        <w:t xml:space="preserve"> y </w:t>
-      </w:r>
-      <w:proofErr w:type="spellStart"/>
-      <w:r>
-        <w:t>assists</w:t>
-      </w:r>
-      <w:proofErr w:type="spellEnd"/>
-      <w:r>
-        <w:t xml:space="preserve">. 7. Sponsors. Empresas pueden auspiciar torneos. De cada </w:t>
-      </w:r>
-      <w:proofErr w:type="gramStart"/>
-      <w:r>
-        <w:t>sponsor</w:t>
-      </w:r>
-      <w:proofErr w:type="gramEnd"/>
-      <w:r>
-        <w:t xml:space="preserve"> se conoce su nombre, industria (</w:t>
-      </w:r>
-      <w:proofErr w:type="spellStart"/>
-      <w:r>
-        <w:t>tecnolog´ıa</w:t>
-      </w:r>
-      <w:proofErr w:type="spellEnd"/>
-      <w:r>
-        <w:t xml:space="preserve">, bebidas, ropa, etc.) y el monto en USD que aporta a cada torneo que auspicia. Un </w:t>
-      </w:r>
-      <w:proofErr w:type="gramStart"/>
-      <w:r>
-        <w:t>sponsor</w:t>
-      </w:r>
-      <w:proofErr w:type="gramEnd"/>
-      <w:r>
-        <w:t xml:space="preserve"> puede auspiciar </w:t>
-      </w:r>
-      <w:proofErr w:type="spellStart"/>
-      <w:r>
-        <w:t>m´ultiples</w:t>
-      </w:r>
-      <w:proofErr w:type="spellEnd"/>
-      <w:r>
-        <w:t xml:space="preserve"> torneos.</w:t>
+        <w:t>La organización necesita gestionar la siguiente información: 1. Torneos. La organización realiza múltiples torneos. Cada torneo tiene un nombre, el título del videojuego que se juega, fechas de inicio y fin, y un pozo de premios (prize pool) en USD. Además tiene un número máximo de equipos por participar. 2. Jugadores. Los jugadores se registran en la plataforma con un gamertag (´único), su nombre real, email, fecha de nacimiento y país de origen. 3. Equipos. Los jugadores forman equipos (de un número no acotado de jugadores). Cada equipo tiene un nombre único, una fecha de creación y un capitán. El capit´an debe ser miembro del equipo. Un jugador pertenece a exactamente un equipo (la membres´ıa es fija, no cambia entre torneos). 4. Inscripción a torneos. Los equipos se inscriben en torneos. Cada torneo tiene un n´umero m´aximo de equipos que pueden participar. Un equipo puede inscribirse en múltiples torneos. 5. Partidas. Dentro de un torneo se juegan partidas (matches). Cada partida enfrenta a exactamente dos equipos distintos, tiene una fecha y hora programada, un resultado (puntaje equipo A y puntaje equipo B) y una fase del torneo. Las fases posibles son: fase de grupos, cuartos de final, semifinal, final. El formato del torneo es: 8 equipos divididos en 2 grupos de 4, round-robin dentro de cada grupo, los 2 mejores de cada grupo avanzan a semifinales, luego final.Estad´ısticas individuales. Para cada partida se registran las estadísticas de cada jugador de los equipos participantes: KOs, restarts y assists. 7. Sponsors. Empresas pueden auspiciar torneos. De cada sponsor se conoce su nombre, industria (tecnolog´ıa, bebidas, ropa, etc.) y el monto en USD que aporta a cada torneo que auspicia. Un sponsor puede auspiciar m´ultiples torneos.</w:t>
       </w:r>
       <w:r>
         <w:t xml:space="preserve"> </w:t>
@@ -1928,7 +1774,7 @@
     <w:p/>
     <w:p>
       <w:pPr>
-        <w:pStyle w:val="Ttulo1"/>
+        <w:pStyle w:val="Heading1"/>
       </w:pPr>
       <w:bookmarkStart w:id="6" w:name="_Toc226221651"/>
       <w:r>
@@ -1989,7 +1835,7 @@
     </w:p>
     <w:p>
       <w:pPr>
-        <w:pStyle w:val="Ttulo1"/>
+        <w:pStyle w:val="Heading1"/>
       </w:pPr>
     </w:p>
     <w:p/>
@@ -2009,7 +1855,7 @@
     </w:p>
     <w:p>
       <w:pPr>
-        <w:pStyle w:val="Ttulo1"/>
+        <w:pStyle w:val="Heading1"/>
       </w:pPr>
       <w:r>
         <w:lastRenderedPageBreak/>
@@ -2019,7 +1865,7 @@
     </w:p>
     <w:p>
       <w:pPr>
-        <w:pStyle w:val="Prrafodelista"/>
+        <w:pStyle w:val="ListParagraph"/>
         <w:numPr>
           <w:ilvl w:val="0"/>
           <w:numId w:val="12"/>
@@ -2039,7 +1885,7 @@
     </w:p>
     <w:p>
       <w:pPr>
-        <w:pStyle w:val="Prrafodelista"/>
+        <w:pStyle w:val="ListParagraph"/>
         <w:numPr>
           <w:ilvl w:val="0"/>
           <w:numId w:val="12"/>
@@ -2052,26 +1898,12 @@
         <w:rPr>
           <w:rFonts w:ascii="Aptos" w:eastAsia="Aptos" w:hAnsi="Aptos" w:cs="Aptos"/>
         </w:rPr>
-        <w:t xml:space="preserve">Pueblen la base de datos con datos sint´eticos coherentes. Como m´ınimo: 3 torneos (al menos uno con el cupo completo de 8 equipos y bracket completo). 10 equipos con al menos 5 jugadores cada uno. Partidas suficientes para simular un torneo completo (fase de grupos </w:t>
-      </w:r>
-      <w:proofErr w:type="gramStart"/>
-      <w:r>
-        <w:rPr>
-          <w:rFonts w:ascii="Aptos" w:eastAsia="Aptos" w:hAnsi="Aptos" w:cs="Aptos"/>
-        </w:rPr>
-        <w:t>round</w:t>
-      </w:r>
-      <w:proofErr w:type="gramEnd"/>
-      <w:r>
-        <w:rPr>
-          <w:rFonts w:ascii="Aptos" w:eastAsia="Aptos" w:hAnsi="Aptos" w:cs="Aptos"/>
-        </w:rPr>
-        <w:t>-robin → semifinales → final). Al menos 5 sponsors. Estad´ısticas individuales para todas las partidas. Al menos un caso donde un equipo intenta inscribirse en un torneo que ya est´a lleno (para probar la validaci´on de la Parte C).</w:t>
-      </w:r>
-    </w:p>
-    <w:p>
-      <w:pPr>
-        <w:pStyle w:val="Prrafodelista"/>
+        <w:t>Pueblen la base de datos con datos sint´eticos coherentes. Como m´ınimo: 3 torneos (al menos uno con el cupo completo de 8 equipos y bracket completo). 10 equipos con al menos 5 jugadores cada uno. Partidas suficientes para simular un torneo completo (fase de grupos round-robin → semifinales → final). Al menos 5 sponsors. Estad´ısticas individuales para todas las partidas. Al menos un caso donde un equipo intenta inscribirse en un torneo que ya est´a lleno (para probar la validaci´on de la Parte C).</w:t>
+      </w:r>
+    </w:p>
+    <w:p>
+      <w:pPr>
+        <w:pStyle w:val="ListParagraph"/>
         <w:numPr>
           <w:ilvl w:val="0"/>
           <w:numId w:val="12"/>
@@ -2084,21 +1916,7 @@
         <w:rPr>
           <w:rFonts w:ascii="Aptos" w:eastAsia="Aptos" w:hAnsi="Aptos" w:cs="Aptos"/>
         </w:rPr>
-        <w:t xml:space="preserve">Entreguen los archivos </w:t>
-      </w:r>
-      <w:proofErr w:type="spellStart"/>
-      <w:r>
-        <w:rPr>
-          <w:rFonts w:ascii="Aptos" w:eastAsia="Aptos" w:hAnsi="Aptos" w:cs="Aptos"/>
-        </w:rPr>
-        <w:t>schema.sql</w:t>
-      </w:r>
-      <w:proofErr w:type="spellEnd"/>
-      <w:r>
-        <w:rPr>
-          <w:rFonts w:ascii="Aptos" w:eastAsia="Aptos" w:hAnsi="Aptos" w:cs="Aptos"/>
-        </w:rPr>
-        <w:t xml:space="preserve"> (con todo lo necesario para la creaci´on de tablas) y data.sql (con los scripts de carga de datos). Si sus scripts usan archivos csv o similares, estos tambi´en deben ser parte de la entrega.</w:t>
+        <w:t>Entreguen los archivos schema.sql (con todo lo necesario para la creaci´on de tablas) y data.sql (con los scripts de carga de datos). Si sus scripts usan archivos csv o similares, estos tambi´en deben ser parte de la entrega.</w:t>
       </w:r>
     </w:p>
     <w:p>
@@ -2156,7 +1974,7 @@
 <w:ftr xmlns:wpc="http://schemas.microsoft.com/office/word/2010/wordprocessingCanvas" xmlns:cx="http://schemas.microsoft.com/office/drawing/2014/chartex" xmlns:cx1="http://schemas.microsoft.com/office/drawing/2015/9/8/chartex" xmlns:cx2="http://schemas.microsoft.com/office/drawing/2015/10/21/chartex" xmlns:cx3="http://schemas.microsoft.com/office/drawing/2016/5/9/chartex" xmlns:cx4="http://schemas.microsoft.com/office/drawing/2016/5/10/chartex" xmlns:cx5="http://schemas.microsoft.com/office/drawing/2016/5/11/chartex" xmlns:cx6="http://schemas.microsoft.com/office/drawing/2016/5/12/chartex" xmlns:cx7="http://schemas.microsoft.com/office/drawing/2016/5/13/chartex" xmlns:cx8="http://schemas.microsoft.com/office/drawing/2016/5/14/chartex" xmlns:mc="http://schemas.openxmlformats.org/markup-compatibility/2006" xmlns:aink="http://schemas.microsoft.com/office/drawing/2016/ink" xmlns:am3d="http://schemas.microsoft.com/office/drawing/2017/model3d" xmlns:o="urn:schemas-microsoft-com:office:office" xmlns:oel="http://schemas.microsoft.com/office/2019/extlst" xmlns:r="http://schemas.openxmlformats.org/officeDocument/2006/relationships" xmlns:m="http://schemas.openxmlformats.org/officeDocument/2006/math" xmlns:v="urn:schemas-microsoft-com:vml" xmlns:wp14="http://schemas.microsoft.com/office/word/2010/wordprocessingDrawing" xmlns:wp="http://schemas.openxmlformats.org/drawingml/2006/wordprocessingDrawing" xmlns:w10="urn:schemas-microsoft-com:office:word" xmlns:w="http://schemas.openxmlformats.org/wordprocessingml/2006/main" xmlns:w14="http://schemas.microsoft.com/office/word/2010/wordml" xmlns:w15="http://schemas.microsoft.com/office/word/2012/wordml" xmlns:w16cex="http://schemas.microsoft.com/office/word/2018/wordml/cex" xmlns:w16cid="http://schemas.microsoft.com/office/word/2016/wordml/cid" xmlns:w16="http://schemas.microsoft.com/office/word/2018/wordml" xmlns:w16du="http://schemas.microsoft.com/office/word/2023/wordml/word16du" xmlns:w16sdtdh="http://schemas.microsoft.com/office/word/2020/wordml/sdtdatahash" xmlns:w16sdtfl="http://schemas.microsoft.com/office/word/2024/wordml/sdtformatlock" xmlns:w16se="http://schemas.microsoft.com/office/word/2015/wordml/symex" xmlns:wpg="http://schemas.microsoft.com/office/word/2010/wordprocessingGroup" xmlns:wpi="http://schemas.microsoft.com/office/word/2010/wordprocessingInk" xmlns:wne="http://schemas.microsoft.com/office/word/2006/wordml" xmlns:wps="http://schemas.microsoft.com/office/word/2010/wordprocessingShape" mc:Ignorable="w14 w15 w16se w16cid w16 w16cex w16sdtdh w16sdtfl w16du wp14">
   <w:p>
     <w:pPr>
-      <w:pStyle w:val="Piedepgina"/>
+      <w:pStyle w:val="Footer"/>
       <w:jc w:val="right"/>
     </w:pPr>
     <w:sdt>
@@ -2191,7 +2009,7 @@
   </w:p>
   <w:p>
     <w:pPr>
-      <w:pStyle w:val="Piedepgina"/>
+      <w:pStyle w:val="Footer"/>
       <w:jc w:val="right"/>
     </w:pPr>
   </w:p>
@@ -2227,7 +2045,7 @@
 <w:hdr xmlns:wpc="http://schemas.microsoft.com/office/word/2010/wordprocessingCanvas" xmlns:cx="http://schemas.microsoft.com/office/drawing/2014/chartex" xmlns:cx1="http://schemas.microsoft.com/office/drawing/2015/9/8/chartex" xmlns:cx2="http://schemas.microsoft.com/office/drawing/2015/10/21/chartex" xmlns:cx3="http://schemas.microsoft.com/office/drawing/2016/5/9/chartex" xmlns:cx4="http://schemas.microsoft.com/office/drawing/2016/5/10/chartex" xmlns:cx5="http://schemas.microsoft.com/office/drawing/2016/5/11/chartex" xmlns:cx6="http://schemas.microsoft.com/office/drawing/2016/5/12/chartex" xmlns:cx7="http://schemas.microsoft.com/office/drawing/2016/5/13/chartex" xmlns:cx8="http://schemas.microsoft.com/office/drawing/2016/5/14/chartex" xmlns:mc="http://schemas.openxmlformats.org/markup-compatibility/2006" xmlns:aink="http://schemas.microsoft.com/office/drawing/2016/ink" xmlns:am3d="http://schemas.microsoft.com/office/drawing/2017/model3d" xmlns:o="urn:schemas-microsoft-com:office:office" xmlns:oel="http://schemas.microsoft.com/office/2019/extlst" xmlns:r="http://schemas.openxmlformats.org/officeDocument/2006/relationships" xmlns:m="http://schemas.openxmlformats.org/officeDocument/2006/math" xmlns:v="urn:schemas-microsoft-com:vml" xmlns:wp14="http://schemas.microsoft.com/office/word/2010/wordprocessingDrawing" xmlns:wp="http://schemas.openxmlformats.org/drawingml/2006/wordprocessingDrawing" xmlns:w10="urn:schemas-microsoft-com:office:word" xmlns:w="http://schemas.openxmlformats.org/wordprocessingml/2006/main" xmlns:w14="http://schemas.microsoft.com/office/word/2010/wordml" xmlns:w15="http://schemas.microsoft.com/office/word/2012/wordml" xmlns:w16cex="http://schemas.microsoft.com/office/word/2018/wordml/cex" xmlns:w16cid="http://schemas.microsoft.com/office/word/2016/wordml/cid" xmlns:w16="http://schemas.microsoft.com/office/word/2018/wordml" xmlns:w16du="http://schemas.microsoft.com/office/word/2023/wordml/word16du" xmlns:w16sdtdh="http://schemas.microsoft.com/office/word/2020/wordml/sdtdatahash" xmlns:w16sdtfl="http://schemas.microsoft.com/office/word/2024/wordml/sdtformatlock" xmlns:w16se="http://schemas.microsoft.com/office/word/2015/wordml/symex" xmlns:wpg="http://schemas.microsoft.com/office/word/2010/wordprocessingGroup" xmlns:wpi="http://schemas.microsoft.com/office/word/2010/wordprocessingInk" xmlns:wne="http://schemas.microsoft.com/office/word/2006/wordml" xmlns:wps="http://schemas.microsoft.com/office/word/2010/wordprocessingShape" mc:Ignorable="w14 w15 w16se w16cid w16 w16cex w16sdtdh w16sdtfl w16du wp14">
   <w:p>
     <w:pPr>
-      <w:pStyle w:val="Encabezado"/>
+      <w:pStyle w:val="Header"/>
     </w:pPr>
     <w:r>
       <w:rPr>
@@ -2309,7 +2127,7 @@
   </w:p>
   <w:p>
     <w:pPr>
-      <w:pStyle w:val="Encabezado"/>
+      <w:pStyle w:val="Header"/>
       <w:rPr>
         <w:rFonts w:ascii="Times New Roman" w:hAnsi="Times New Roman" w:cs="Times New Roman"/>
       </w:rPr>
@@ -2323,7 +2141,7 @@
   </w:p>
   <w:p>
     <w:pPr>
-      <w:pStyle w:val="Encabezado"/>
+      <w:pStyle w:val="Header"/>
       <w:rPr>
         <w:rFonts w:ascii="Times New Roman" w:hAnsi="Times New Roman" w:cs="Times New Roman"/>
       </w:rPr>
@@ -2337,7 +2155,7 @@
   </w:p>
   <w:p>
     <w:pPr>
-      <w:pStyle w:val="Encabezado"/>
+      <w:pStyle w:val="Header"/>
       <w:rPr>
         <w:rFonts w:ascii="Times New Roman" w:hAnsi="Times New Roman" w:cs="Times New Roman"/>
       </w:rPr>
@@ -4328,11 +4146,11 @@
     <w:name w:val="Normal"/>
     <w:qFormat/>
   </w:style>
-  <w:style w:type="paragraph" w:styleId="Ttulo1">
+  <w:style w:type="paragraph" w:styleId="Heading1">
     <w:name w:val="heading 1"/>
     <w:basedOn w:val="Normal"/>
     <w:next w:val="Normal"/>
-    <w:link w:val="Ttulo1Car"/>
+    <w:link w:val="Heading1Char"/>
     <w:uiPriority w:val="9"/>
     <w:qFormat/>
     <w:rsid w:val="007270AE"/>
@@ -4350,11 +4168,11 @@
       <w:szCs w:val="40"/>
     </w:rPr>
   </w:style>
-  <w:style w:type="paragraph" w:styleId="Ttulo2">
+  <w:style w:type="paragraph" w:styleId="Heading2">
     <w:name w:val="heading 2"/>
     <w:basedOn w:val="Normal"/>
     <w:next w:val="Normal"/>
-    <w:link w:val="Ttulo2Car"/>
+    <w:link w:val="Heading2Char"/>
     <w:uiPriority w:val="9"/>
     <w:unhideWhenUsed/>
     <w:qFormat/>
@@ -4372,11 +4190,11 @@
       <w:szCs w:val="32"/>
     </w:rPr>
   </w:style>
-  <w:style w:type="paragraph" w:styleId="Ttulo3">
+  <w:style w:type="paragraph" w:styleId="Heading3">
     <w:name w:val="heading 3"/>
     <w:basedOn w:val="Normal"/>
     <w:next w:val="Normal"/>
-    <w:link w:val="Ttulo3Car"/>
+    <w:link w:val="Heading3Char"/>
     <w:uiPriority w:val="9"/>
     <w:semiHidden/>
     <w:unhideWhenUsed/>
@@ -4395,11 +4213,11 @@
       <w:szCs w:val="28"/>
     </w:rPr>
   </w:style>
-  <w:style w:type="paragraph" w:styleId="Ttulo4">
+  <w:style w:type="paragraph" w:styleId="Heading4">
     <w:name w:val="heading 4"/>
     <w:basedOn w:val="Normal"/>
     <w:next w:val="Normal"/>
-    <w:link w:val="Ttulo4Car"/>
+    <w:link w:val="Heading4Char"/>
     <w:uiPriority w:val="9"/>
     <w:semiHidden/>
     <w:unhideWhenUsed/>
@@ -4418,11 +4236,11 @@
       <w:color w:val="0F4761" w:themeColor="accent1" w:themeShade="BF"/>
     </w:rPr>
   </w:style>
-  <w:style w:type="paragraph" w:styleId="Ttulo5">
+  <w:style w:type="paragraph" w:styleId="Heading5">
     <w:name w:val="heading 5"/>
     <w:basedOn w:val="Normal"/>
     <w:next w:val="Normal"/>
-    <w:link w:val="Ttulo5Car"/>
+    <w:link w:val="Heading5Char"/>
     <w:uiPriority w:val="9"/>
     <w:semiHidden/>
     <w:unhideWhenUsed/>
@@ -4439,11 +4257,11 @@
       <w:color w:val="0F4761" w:themeColor="accent1" w:themeShade="BF"/>
     </w:rPr>
   </w:style>
-  <w:style w:type="paragraph" w:styleId="Ttulo6">
+  <w:style w:type="paragraph" w:styleId="Heading6">
     <w:name w:val="heading 6"/>
     <w:basedOn w:val="Normal"/>
     <w:next w:val="Normal"/>
-    <w:link w:val="Ttulo6Car"/>
+    <w:link w:val="Heading6Char"/>
     <w:uiPriority w:val="9"/>
     <w:semiHidden/>
     <w:unhideWhenUsed/>
@@ -4462,11 +4280,11 @@
       <w:color w:val="595959" w:themeColor="text1" w:themeTint="A6"/>
     </w:rPr>
   </w:style>
-  <w:style w:type="paragraph" w:styleId="Ttulo7">
+  <w:style w:type="paragraph" w:styleId="Heading7">
     <w:name w:val="heading 7"/>
     <w:basedOn w:val="Normal"/>
     <w:next w:val="Normal"/>
-    <w:link w:val="Ttulo7Car"/>
+    <w:link w:val="Heading7Char"/>
     <w:uiPriority w:val="9"/>
     <w:semiHidden/>
     <w:unhideWhenUsed/>
@@ -4483,11 +4301,11 @@
       <w:color w:val="595959" w:themeColor="text1" w:themeTint="A6"/>
     </w:rPr>
   </w:style>
-  <w:style w:type="paragraph" w:styleId="Ttulo8">
+  <w:style w:type="paragraph" w:styleId="Heading8">
     <w:name w:val="heading 8"/>
     <w:basedOn w:val="Normal"/>
     <w:next w:val="Normal"/>
-    <w:link w:val="Ttulo8Car"/>
+    <w:link w:val="Heading8Char"/>
     <w:uiPriority w:val="9"/>
     <w:semiHidden/>
     <w:unhideWhenUsed/>
@@ -4506,11 +4324,11 @@
       <w:color w:val="272727" w:themeColor="text1" w:themeTint="D8"/>
     </w:rPr>
   </w:style>
-  <w:style w:type="paragraph" w:styleId="Ttulo9">
+  <w:style w:type="paragraph" w:styleId="Heading9">
     <w:name w:val="heading 9"/>
     <w:basedOn w:val="Normal"/>
     <w:next w:val="Normal"/>
-    <w:link w:val="Ttulo9Car"/>
+    <w:link w:val="Heading9Char"/>
     <w:uiPriority w:val="9"/>
     <w:semiHidden/>
     <w:unhideWhenUsed/>
@@ -4527,13 +4345,13 @@
       <w:color w:val="272727" w:themeColor="text1" w:themeTint="D8"/>
     </w:rPr>
   </w:style>
-  <w:style w:type="character" w:default="1" w:styleId="Fuentedeprrafopredeter">
+  <w:style w:type="character" w:default="1" w:styleId="DefaultParagraphFont">
     <w:name w:val="Default Paragraph Font"/>
     <w:uiPriority w:val="1"/>
     <w:semiHidden/>
     <w:unhideWhenUsed/>
   </w:style>
-  <w:style w:type="table" w:default="1" w:styleId="Tablanormal">
+  <w:style w:type="table" w:default="1" w:styleId="TableNormal">
     <w:name w:val="Normal Table"/>
     <w:uiPriority w:val="99"/>
     <w:semiHidden/>
@@ -4548,16 +4366,16 @@
       </w:tblCellMar>
     </w:tblPr>
   </w:style>
-  <w:style w:type="numbering" w:default="1" w:styleId="Sinlista">
+  <w:style w:type="numbering" w:default="1" w:styleId="NoList">
     <w:name w:val="No List"/>
     <w:uiPriority w:val="99"/>
     <w:semiHidden/>
     <w:unhideWhenUsed/>
   </w:style>
-  <w:style w:type="character" w:customStyle="1" w:styleId="Ttulo1Car">
-    <w:name w:val="Título 1 Car"/>
-    <w:basedOn w:val="Fuentedeprrafopredeter"/>
-    <w:link w:val="Ttulo1"/>
+  <w:style w:type="character" w:customStyle="1" w:styleId="Heading1Char">
+    <w:name w:val="Heading 1 Char"/>
+    <w:basedOn w:val="DefaultParagraphFont"/>
+    <w:link w:val="Heading1"/>
     <w:uiPriority w:val="9"/>
     <w:rsid w:val="007270AE"/>
     <w:rPr>
@@ -4568,10 +4386,10 @@
       <w:szCs w:val="40"/>
     </w:rPr>
   </w:style>
-  <w:style w:type="character" w:customStyle="1" w:styleId="Ttulo2Car">
-    <w:name w:val="Título 2 Car"/>
-    <w:basedOn w:val="Fuentedeprrafopredeter"/>
-    <w:link w:val="Ttulo2"/>
+  <w:style w:type="character" w:customStyle="1" w:styleId="Heading2Char">
+    <w:name w:val="Heading 2 Char"/>
+    <w:basedOn w:val="DefaultParagraphFont"/>
+    <w:link w:val="Heading2"/>
     <w:uiPriority w:val="9"/>
     <w:rsid w:val="002A091D"/>
     <w:rPr>
@@ -4581,10 +4399,10 @@
       <w:szCs w:val="32"/>
     </w:rPr>
   </w:style>
-  <w:style w:type="character" w:customStyle="1" w:styleId="Ttulo3Car">
-    <w:name w:val="Título 3 Car"/>
-    <w:basedOn w:val="Fuentedeprrafopredeter"/>
-    <w:link w:val="Ttulo3"/>
+  <w:style w:type="character" w:customStyle="1" w:styleId="Heading3Char">
+    <w:name w:val="Heading 3 Char"/>
+    <w:basedOn w:val="DefaultParagraphFont"/>
+    <w:link w:val="Heading3"/>
     <w:uiPriority w:val="9"/>
     <w:semiHidden/>
     <w:rsid w:val="002A091D"/>
@@ -4595,10 +4413,10 @@
       <w:szCs w:val="28"/>
     </w:rPr>
   </w:style>
-  <w:style w:type="character" w:customStyle="1" w:styleId="Ttulo4Car">
-    <w:name w:val="Título 4 Car"/>
-    <w:basedOn w:val="Fuentedeprrafopredeter"/>
-    <w:link w:val="Ttulo4"/>
+  <w:style w:type="character" w:customStyle="1" w:styleId="Heading4Char">
+    <w:name w:val="Heading 4 Char"/>
+    <w:basedOn w:val="DefaultParagraphFont"/>
+    <w:link w:val="Heading4"/>
     <w:uiPriority w:val="9"/>
     <w:semiHidden/>
     <w:rsid w:val="002A091D"/>
@@ -4609,10 +4427,10 @@
       <w:color w:val="0F4761" w:themeColor="accent1" w:themeShade="BF"/>
     </w:rPr>
   </w:style>
-  <w:style w:type="character" w:customStyle="1" w:styleId="Ttulo5Car">
-    <w:name w:val="Título 5 Car"/>
-    <w:basedOn w:val="Fuentedeprrafopredeter"/>
-    <w:link w:val="Ttulo5"/>
+  <w:style w:type="character" w:customStyle="1" w:styleId="Heading5Char">
+    <w:name w:val="Heading 5 Char"/>
+    <w:basedOn w:val="DefaultParagraphFont"/>
+    <w:link w:val="Heading5"/>
     <w:uiPriority w:val="9"/>
     <w:semiHidden/>
     <w:rsid w:val="002A091D"/>
@@ -4621,10 +4439,10 @@
       <w:color w:val="0F4761" w:themeColor="accent1" w:themeShade="BF"/>
     </w:rPr>
   </w:style>
-  <w:style w:type="character" w:customStyle="1" w:styleId="Ttulo6Car">
-    <w:name w:val="Título 6 Car"/>
-    <w:basedOn w:val="Fuentedeprrafopredeter"/>
-    <w:link w:val="Ttulo6"/>
+  <w:style w:type="character" w:customStyle="1" w:styleId="Heading6Char">
+    <w:name w:val="Heading 6 Char"/>
+    <w:basedOn w:val="DefaultParagraphFont"/>
+    <w:link w:val="Heading6"/>
     <w:uiPriority w:val="9"/>
     <w:semiHidden/>
     <w:rsid w:val="002A091D"/>
@@ -4635,10 +4453,10 @@
       <w:color w:val="595959" w:themeColor="text1" w:themeTint="A6"/>
     </w:rPr>
   </w:style>
-  <w:style w:type="character" w:customStyle="1" w:styleId="Ttulo7Car">
-    <w:name w:val="Título 7 Car"/>
-    <w:basedOn w:val="Fuentedeprrafopredeter"/>
-    <w:link w:val="Ttulo7"/>
+  <w:style w:type="character" w:customStyle="1" w:styleId="Heading7Char">
+    <w:name w:val="Heading 7 Char"/>
+    <w:basedOn w:val="DefaultParagraphFont"/>
+    <w:link w:val="Heading7"/>
     <w:uiPriority w:val="9"/>
     <w:semiHidden/>
     <w:rsid w:val="002A091D"/>
@@ -4647,10 +4465,10 @@
       <w:color w:val="595959" w:themeColor="text1" w:themeTint="A6"/>
     </w:rPr>
   </w:style>
-  <w:style w:type="character" w:customStyle="1" w:styleId="Ttulo8Car">
-    <w:name w:val="Título 8 Car"/>
-    <w:basedOn w:val="Fuentedeprrafopredeter"/>
-    <w:link w:val="Ttulo8"/>
+  <w:style w:type="character" w:customStyle="1" w:styleId="Heading8Char">
+    <w:name w:val="Heading 8 Char"/>
+    <w:basedOn w:val="DefaultParagraphFont"/>
+    <w:link w:val="Heading8"/>
     <w:uiPriority w:val="9"/>
     <w:semiHidden/>
     <w:rsid w:val="002A091D"/>
@@ -4661,10 +4479,10 @@
       <w:color w:val="272727" w:themeColor="text1" w:themeTint="D8"/>
     </w:rPr>
   </w:style>
-  <w:style w:type="character" w:customStyle="1" w:styleId="Ttulo9Car">
-    <w:name w:val="Título 9 Car"/>
-    <w:basedOn w:val="Fuentedeprrafopredeter"/>
-    <w:link w:val="Ttulo9"/>
+  <w:style w:type="character" w:customStyle="1" w:styleId="Heading9Char">
+    <w:name w:val="Heading 9 Char"/>
+    <w:basedOn w:val="DefaultParagraphFont"/>
+    <w:link w:val="Heading9"/>
     <w:uiPriority w:val="9"/>
     <w:semiHidden/>
     <w:rsid w:val="002A091D"/>
@@ -4673,11 +4491,11 @@
       <w:color w:val="272727" w:themeColor="text1" w:themeTint="D8"/>
     </w:rPr>
   </w:style>
-  <w:style w:type="paragraph" w:styleId="Ttulo">
+  <w:style w:type="paragraph" w:styleId="Title">
     <w:name w:val="Title"/>
     <w:basedOn w:val="Normal"/>
     <w:next w:val="Normal"/>
-    <w:link w:val="TtuloCar"/>
+    <w:link w:val="TitleChar"/>
     <w:uiPriority w:val="10"/>
     <w:qFormat/>
     <w:rsid w:val="002A091D"/>
@@ -4693,10 +4511,10 @@
       <w:szCs w:val="56"/>
     </w:rPr>
   </w:style>
-  <w:style w:type="character" w:customStyle="1" w:styleId="TtuloCar">
-    <w:name w:val="Título Car"/>
-    <w:basedOn w:val="Fuentedeprrafopredeter"/>
-    <w:link w:val="Ttulo"/>
+  <w:style w:type="character" w:customStyle="1" w:styleId="TitleChar">
+    <w:name w:val="Title Char"/>
+    <w:basedOn w:val="DefaultParagraphFont"/>
+    <w:link w:val="Title"/>
     <w:uiPriority w:val="10"/>
     <w:rsid w:val="002A091D"/>
     <w:rPr>
@@ -4707,11 +4525,11 @@
       <w:szCs w:val="56"/>
     </w:rPr>
   </w:style>
-  <w:style w:type="paragraph" w:styleId="Subttulo">
+  <w:style w:type="paragraph" w:styleId="Subtitle">
     <w:name w:val="Subtitle"/>
     <w:basedOn w:val="Normal"/>
     <w:next w:val="Normal"/>
-    <w:link w:val="SubttuloCar"/>
+    <w:link w:val="SubtitleChar"/>
     <w:uiPriority w:val="11"/>
     <w:qFormat/>
     <w:rsid w:val="002A091D"/>
@@ -4728,10 +4546,10 @@
       <w:szCs w:val="28"/>
     </w:rPr>
   </w:style>
-  <w:style w:type="character" w:customStyle="1" w:styleId="SubttuloCar">
-    <w:name w:val="Subtítulo Car"/>
-    <w:basedOn w:val="Fuentedeprrafopredeter"/>
-    <w:link w:val="Subttulo"/>
+  <w:style w:type="character" w:customStyle="1" w:styleId="SubtitleChar">
+    <w:name w:val="Subtitle Char"/>
+    <w:basedOn w:val="DefaultParagraphFont"/>
+    <w:link w:val="Subtitle"/>
     <w:uiPriority w:val="11"/>
     <w:rsid w:val="002A091D"/>
     <w:rPr>
@@ -4742,11 +4560,11 @@
       <w:szCs w:val="28"/>
     </w:rPr>
   </w:style>
-  <w:style w:type="paragraph" w:styleId="Cita">
+  <w:style w:type="paragraph" w:styleId="Quote">
     <w:name w:val="Quote"/>
     <w:basedOn w:val="Normal"/>
     <w:next w:val="Normal"/>
-    <w:link w:val="CitaCar"/>
+    <w:link w:val="QuoteChar"/>
     <w:uiPriority w:val="29"/>
     <w:qFormat/>
     <w:rsid w:val="002A091D"/>
@@ -4760,10 +4578,10 @@
       <w:color w:val="404040" w:themeColor="text1" w:themeTint="BF"/>
     </w:rPr>
   </w:style>
-  <w:style w:type="character" w:customStyle="1" w:styleId="CitaCar">
-    <w:name w:val="Cita Car"/>
-    <w:basedOn w:val="Fuentedeprrafopredeter"/>
-    <w:link w:val="Cita"/>
+  <w:style w:type="character" w:customStyle="1" w:styleId="QuoteChar">
+    <w:name w:val="Quote Char"/>
+    <w:basedOn w:val="DefaultParagraphFont"/>
+    <w:link w:val="Quote"/>
     <w:uiPriority w:val="29"/>
     <w:rsid w:val="002A091D"/>
     <w:rPr>
@@ -4772,7 +4590,7 @@
       <w:color w:val="404040" w:themeColor="text1" w:themeTint="BF"/>
     </w:rPr>
   </w:style>
-  <w:style w:type="paragraph" w:styleId="Prrafodelista">
+  <w:style w:type="paragraph" w:styleId="ListParagraph">
     <w:name w:val="List Paragraph"/>
     <w:basedOn w:val="Normal"/>
     <w:uiPriority w:val="34"/>
@@ -4783,9 +4601,9 @@
       <w:contextualSpacing/>
     </w:pPr>
   </w:style>
-  <w:style w:type="character" w:styleId="nfasisintenso">
+  <w:style w:type="character" w:styleId="IntenseEmphasis">
     <w:name w:val="Intense Emphasis"/>
-    <w:basedOn w:val="Fuentedeprrafopredeter"/>
+    <w:basedOn w:val="DefaultParagraphFont"/>
     <w:uiPriority w:val="21"/>
     <w:qFormat/>
     <w:rsid w:val="002A091D"/>
@@ -4795,11 +4613,11 @@
       <w:color w:val="0F4761" w:themeColor="accent1" w:themeShade="BF"/>
     </w:rPr>
   </w:style>
-  <w:style w:type="paragraph" w:styleId="Citadestacada">
+  <w:style w:type="paragraph" w:styleId="IntenseQuote">
     <w:name w:val="Intense Quote"/>
     <w:basedOn w:val="Normal"/>
     <w:next w:val="Normal"/>
-    <w:link w:val="CitadestacadaCar"/>
+    <w:link w:val="IntenseQuoteChar"/>
     <w:uiPriority w:val="30"/>
     <w:qFormat/>
     <w:rsid w:val="002A091D"/>
@@ -4818,10 +4636,10 @@
       <w:color w:val="0F4761" w:themeColor="accent1" w:themeShade="BF"/>
     </w:rPr>
   </w:style>
-  <w:style w:type="character" w:customStyle="1" w:styleId="CitadestacadaCar">
-    <w:name w:val="Cita destacada Car"/>
-    <w:basedOn w:val="Fuentedeprrafopredeter"/>
-    <w:link w:val="Citadestacada"/>
+  <w:style w:type="character" w:customStyle="1" w:styleId="IntenseQuoteChar">
+    <w:name w:val="Intense Quote Char"/>
+    <w:basedOn w:val="DefaultParagraphFont"/>
+    <w:link w:val="IntenseQuote"/>
     <w:uiPriority w:val="30"/>
     <w:rsid w:val="002A091D"/>
     <w:rPr>
@@ -4830,9 +4648,9 @@
       <w:color w:val="0F4761" w:themeColor="accent1" w:themeShade="BF"/>
     </w:rPr>
   </w:style>
-  <w:style w:type="character" w:styleId="Referenciaintensa">
+  <w:style w:type="character" w:styleId="IntenseReference">
     <w:name w:val="Intense Reference"/>
-    <w:basedOn w:val="Fuentedeprrafopredeter"/>
+    <w:basedOn w:val="DefaultParagraphFont"/>
     <w:uiPriority w:val="32"/>
     <w:qFormat/>
     <w:rsid w:val="002A091D"/>
@@ -4844,9 +4662,9 @@
       <w:spacing w:val="5"/>
     </w:rPr>
   </w:style>
-  <w:style w:type="paragraph" w:styleId="Sinespaciado">
+  <w:style w:type="paragraph" w:styleId="NoSpacing">
     <w:name w:val="No Spacing"/>
-    <w:link w:val="SinespaciadoCar"/>
+    <w:link w:val="NoSpacingChar"/>
     <w:uiPriority w:val="1"/>
     <w:qFormat/>
     <w:rsid w:val="00F822C1"/>
@@ -4862,10 +4680,10 @@
       <w14:ligatures w14:val="none"/>
     </w:rPr>
   </w:style>
-  <w:style w:type="character" w:customStyle="1" w:styleId="SinespaciadoCar">
-    <w:name w:val="Sin espaciado Car"/>
-    <w:basedOn w:val="Fuentedeprrafopredeter"/>
-    <w:link w:val="Sinespaciado"/>
+  <w:style w:type="character" w:customStyle="1" w:styleId="NoSpacingChar">
+    <w:name w:val="No Spacing Char"/>
+    <w:basedOn w:val="DefaultParagraphFont"/>
+    <w:link w:val="NoSpacing"/>
     <w:uiPriority w:val="1"/>
     <w:rsid w:val="00F822C1"/>
     <w:rPr>
@@ -4877,10 +4695,10 @@
       <w14:ligatures w14:val="none"/>
     </w:rPr>
   </w:style>
-  <w:style w:type="paragraph" w:styleId="Encabezado">
+  <w:style w:type="paragraph" w:styleId="Header">
     <w:name w:val="header"/>
     <w:basedOn w:val="Normal"/>
-    <w:link w:val="EncabezadoCar"/>
+    <w:link w:val="HeaderChar"/>
     <w:uiPriority w:val="99"/>
     <w:unhideWhenUsed/>
     <w:rsid w:val="00B86857"/>
@@ -4892,17 +4710,17 @@
       <w:spacing w:after="0" w:line="240" w:lineRule="auto"/>
     </w:pPr>
   </w:style>
-  <w:style w:type="character" w:customStyle="1" w:styleId="EncabezadoCar">
-    <w:name w:val="Encabezado Car"/>
-    <w:basedOn w:val="Fuentedeprrafopredeter"/>
-    <w:link w:val="Encabezado"/>
+  <w:style w:type="character" w:customStyle="1" w:styleId="HeaderChar">
+    <w:name w:val="Header Char"/>
+    <w:basedOn w:val="DefaultParagraphFont"/>
+    <w:link w:val="Header"/>
     <w:uiPriority w:val="99"/>
     <w:rsid w:val="00B86857"/>
   </w:style>
-  <w:style w:type="paragraph" w:styleId="Piedepgina">
+  <w:style w:type="paragraph" w:styleId="Footer">
     <w:name w:val="footer"/>
     <w:basedOn w:val="Normal"/>
-    <w:link w:val="PiedepginaCar"/>
+    <w:link w:val="FooterChar"/>
     <w:uiPriority w:val="99"/>
     <w:unhideWhenUsed/>
     <w:rsid w:val="00B86857"/>
@@ -4914,16 +4732,16 @@
       <w:spacing w:after="0" w:line="240" w:lineRule="auto"/>
     </w:pPr>
   </w:style>
-  <w:style w:type="character" w:customStyle="1" w:styleId="PiedepginaCar">
-    <w:name w:val="Pie de página Car"/>
-    <w:basedOn w:val="Fuentedeprrafopredeter"/>
-    <w:link w:val="Piedepgina"/>
+  <w:style w:type="character" w:customStyle="1" w:styleId="FooterChar">
+    <w:name w:val="Footer Char"/>
+    <w:basedOn w:val="DefaultParagraphFont"/>
+    <w:link w:val="Footer"/>
     <w:uiPriority w:val="99"/>
     <w:rsid w:val="00B86857"/>
   </w:style>
-  <w:style w:type="paragraph" w:styleId="TtuloTDC">
+  <w:style w:type="paragraph" w:styleId="TOCHeading">
     <w:name w:val="TOC Heading"/>
-    <w:basedOn w:val="Ttulo1"/>
+    <w:basedOn w:val="Heading1"/>
     <w:next w:val="Normal"/>
     <w:uiPriority w:val="39"/>
     <w:unhideWhenUsed/>
@@ -4941,7 +4759,7 @@
       <w14:ligatures w14:val="none"/>
     </w:rPr>
   </w:style>
-  <w:style w:type="paragraph" w:styleId="TDC1">
+  <w:style w:type="paragraph" w:styleId="TOC1">
     <w:name w:val="toc 1"/>
     <w:basedOn w:val="Normal"/>
     <w:next w:val="Normal"/>
@@ -4953,9 +4771,9 @@
       <w:spacing w:after="100"/>
     </w:pPr>
   </w:style>
-  <w:style w:type="character" w:styleId="Hipervnculo">
+  <w:style w:type="character" w:styleId="Hyperlink">
     <w:name w:val="Hyperlink"/>
-    <w:basedOn w:val="Fuentedeprrafopredeter"/>
+    <w:basedOn w:val="DefaultParagraphFont"/>
     <w:uiPriority w:val="99"/>
     <w:unhideWhenUsed/>
     <w:rsid w:val="003E20EC"/>
@@ -4964,10 +4782,10 @@
       <w:u w:val="single"/>
     </w:rPr>
   </w:style>
-  <w:style w:type="paragraph" w:styleId="Textonotaalfinal">
+  <w:style w:type="paragraph" w:styleId="EndnoteText">
     <w:name w:val="endnote text"/>
     <w:basedOn w:val="Normal"/>
-    <w:link w:val="TextonotaalfinalCar"/>
+    <w:link w:val="EndnoteTextChar"/>
     <w:uiPriority w:val="99"/>
     <w:semiHidden/>
     <w:unhideWhenUsed/>
@@ -4980,10 +4798,10 @@
       <w:szCs w:val="20"/>
     </w:rPr>
   </w:style>
-  <w:style w:type="character" w:customStyle="1" w:styleId="TextonotaalfinalCar">
-    <w:name w:val="Texto nota al final Car"/>
-    <w:basedOn w:val="Fuentedeprrafopredeter"/>
-    <w:link w:val="Textonotaalfinal"/>
+  <w:style w:type="character" w:customStyle="1" w:styleId="EndnoteTextChar">
+    <w:name w:val="Endnote Text Char"/>
+    <w:basedOn w:val="DefaultParagraphFont"/>
+    <w:link w:val="EndnoteText"/>
     <w:uiPriority w:val="99"/>
     <w:semiHidden/>
     <w:rsid w:val="00EF4088"/>
@@ -4992,9 +4810,9 @@
       <w:szCs w:val="20"/>
     </w:rPr>
   </w:style>
-  <w:style w:type="character" w:styleId="Refdenotaalfinal">
+  <w:style w:type="character" w:styleId="EndnoteReference">
     <w:name w:val="endnote reference"/>
-    <w:basedOn w:val="Fuentedeprrafopredeter"/>
+    <w:basedOn w:val="DefaultParagraphFont"/>
     <w:uiPriority w:val="99"/>
     <w:semiHidden/>
     <w:unhideWhenUsed/>
@@ -5003,10 +4821,10 @@
       <w:vertAlign w:val="superscript"/>
     </w:rPr>
   </w:style>
-  <w:style w:type="paragraph" w:styleId="Textonotapie">
+  <w:style w:type="paragraph" w:styleId="FootnoteText">
     <w:name w:val="footnote text"/>
     <w:basedOn w:val="Normal"/>
-    <w:link w:val="TextonotapieCar"/>
+    <w:link w:val="FootnoteTextChar"/>
     <w:uiPriority w:val="99"/>
     <w:semiHidden/>
     <w:unhideWhenUsed/>
@@ -5019,10 +4837,10 @@
       <w:szCs w:val="20"/>
     </w:rPr>
   </w:style>
-  <w:style w:type="character" w:customStyle="1" w:styleId="TextonotapieCar">
-    <w:name w:val="Texto nota pie Car"/>
-    <w:basedOn w:val="Fuentedeprrafopredeter"/>
-    <w:link w:val="Textonotapie"/>
+  <w:style w:type="character" w:customStyle="1" w:styleId="FootnoteTextChar">
+    <w:name w:val="Footnote Text Char"/>
+    <w:basedOn w:val="DefaultParagraphFont"/>
+    <w:link w:val="FootnoteText"/>
     <w:uiPriority w:val="99"/>
     <w:semiHidden/>
     <w:rsid w:val="00EF4088"/>
@@ -5031,9 +4849,9 @@
       <w:szCs w:val="20"/>
     </w:rPr>
   </w:style>
-  <w:style w:type="character" w:styleId="Refdenotaalpie">
+  <w:style w:type="character" w:styleId="FootnoteReference">
     <w:name w:val="footnote reference"/>
-    <w:basedOn w:val="Fuentedeprrafopredeter"/>
+    <w:basedOn w:val="DefaultParagraphFont"/>
     <w:uiPriority w:val="99"/>
     <w:semiHidden/>
     <w:unhideWhenUsed/>
@@ -5372,18 +5190,15 @@
 </file>
 
 <file path=customXml/item2.xml><?xml version="1.0" encoding="utf-8"?>
-<p:properties xmlns:p="http://schemas.microsoft.com/office/2006/metadata/properties" xmlns:xsi="http://www.w3.org/2001/XMLSchema-instance" xmlns:pc="http://schemas.microsoft.com/office/infopath/2007/PartnerControls">
-  <documentManagement>
-    <_activity xmlns="247cdc3c-c62f-43d0-a4d9-f211aa15ea03" xsi:nil="true"/>
-  </documentManagement>
-</p:properties>
+<?mso-contentType ?>
+<FormTemplates xmlns="http://schemas.microsoft.com/sharepoint/v3/contenttype/forms">
+  <Display>DocumentLibraryForm</Display>
+  <Edit>DocumentLibraryForm</Edit>
+  <New>DocumentLibraryForm</New>
+</FormTemplates>
 </file>
 
 <file path=customXml/item3.xml><?xml version="1.0" encoding="utf-8"?>
-<b:Sources xmlns:b="http://schemas.openxmlformats.org/officeDocument/2006/bibliography" xmlns="http://schemas.openxmlformats.org/officeDocument/2006/bibliography" SelectedStyle="\APASixthEditionOfficeOnline.xsl" StyleName="APA" Version="6"/>
-</file>
-
-<file path=customXml/item4.xml><?xml version="1.0" encoding="utf-8"?>
 <ct:contentTypeSchema xmlns:ct="http://schemas.microsoft.com/office/2006/metadata/contentType" xmlns:ma="http://schemas.microsoft.com/office/2006/metadata/properties/metaAttributes" ct:_="" ma:_="" ma:contentTypeName="Document" ma:contentTypeID="0x0101008DD054E846ACD94EA5657A0FDB264511" ma:contentTypeVersion="6" ma:contentTypeDescription="Create a new document." ma:contentTypeScope="" ma:versionID="a0a00f646da7d71bbd7a6c5e79d304ef">
   <xsd:schema xmlns:xsd="http://www.w3.org/2001/XMLSchema" xmlns:xs="http://www.w3.org/2001/XMLSchema" xmlns:p="http://schemas.microsoft.com/office/2006/metadata/properties" xmlns:ns3="247cdc3c-c62f-43d0-a4d9-f211aa15ea03" targetNamespace="http://schemas.microsoft.com/office/2006/metadata/properties" ma:root="true" ma:fieldsID="8e2fb23a232ca663493ccc2ed98f8935" ns3:_="">
     <xsd:import namespace="247cdc3c-c62f-43d0-a4d9-f211aa15ea03"/>
@@ -5539,13 +5354,16 @@
 </ct:contentTypeSchema>
 </file>
 
+<file path=customXml/item4.xml><?xml version="1.0" encoding="utf-8"?>
+<b:Sources xmlns:b="http://schemas.openxmlformats.org/officeDocument/2006/bibliography" xmlns="http://schemas.openxmlformats.org/officeDocument/2006/bibliography" SelectedStyle="\APASixthEditionOfficeOnline.xsl" StyleName="APA" Version="6"/>
+</file>
+
 <file path=customXml/item5.xml><?xml version="1.0" encoding="utf-8"?>
-<?mso-contentType ?>
-<FormTemplates xmlns="http://schemas.microsoft.com/sharepoint/v3/contenttype/forms">
-  <Display>DocumentLibraryForm</Display>
-  <Edit>DocumentLibraryForm</Edit>
-  <New>DocumentLibraryForm</New>
-</FormTemplates>
+<p:properties xmlns:p="http://schemas.microsoft.com/office/2006/metadata/properties" xmlns:xsi="http://www.w3.org/2001/XMLSchema-instance" xmlns:pc="http://schemas.microsoft.com/office/infopath/2007/PartnerControls">
+  <documentManagement>
+    <_activity xmlns="247cdc3c-c62f-43d0-a4d9-f211aa15ea03" xsi:nil="true"/>
+  </documentManagement>
+</p:properties>
 </file>
 
 <file path=customXml/itemProps1.xml><?xml version="1.0" encoding="utf-8"?>
@@ -5557,24 +5375,14 @@
 </file>
 
 <file path=customXml/itemProps2.xml><?xml version="1.0" encoding="utf-8"?>
-<ds:datastoreItem xmlns:ds="http://schemas.openxmlformats.org/officeDocument/2006/customXml" ds:itemID="{63030172-CD5C-436A-B85F-468C020B71BF}">
+<ds:datastoreItem xmlns:ds="http://schemas.openxmlformats.org/officeDocument/2006/customXml" ds:itemID="{D35F0BC5-A3E7-4787-B158-4E3489803486}">
   <ds:schemaRefs>
-    <ds:schemaRef ds:uri="http://schemas.microsoft.com/office/2006/metadata/properties"/>
-    <ds:schemaRef ds:uri="http://schemas.microsoft.com/office/infopath/2007/PartnerControls"/>
-    <ds:schemaRef ds:uri="247cdc3c-c62f-43d0-a4d9-f211aa15ea03"/>
+    <ds:schemaRef ds:uri="http://schemas.microsoft.com/sharepoint/v3/contenttype/forms"/>
   </ds:schemaRefs>
 </ds:datastoreItem>
 </file>
 
 <file path=customXml/itemProps3.xml><?xml version="1.0" encoding="utf-8"?>
-<ds:datastoreItem xmlns:ds="http://schemas.openxmlformats.org/officeDocument/2006/customXml" ds:itemID="{A3FAA80D-DA22-4BF4-B5FB-0AC2409D458C}">
-  <ds:schemaRefs>
-    <ds:schemaRef ds:uri="http://schemas.openxmlformats.org/officeDocument/2006/bibliography"/>
-  </ds:schemaRefs>
-</ds:datastoreItem>
-</file>
-
-<file path=customXml/itemProps4.xml><?xml version="1.0" encoding="utf-8"?>
 <ds:datastoreItem xmlns:ds="http://schemas.openxmlformats.org/officeDocument/2006/customXml" ds:itemID="{F5223B38-E855-4E3F-9883-AC0E002CE136}">
   <ds:schemaRefs>
     <ds:schemaRef ds:uri="http://schemas.microsoft.com/office/2006/metadata/contentType"/>
@@ -5592,10 +5400,20 @@
 </ds:datastoreItem>
 </file>
 
+<file path=customXml/itemProps4.xml><?xml version="1.0" encoding="utf-8"?>
+<ds:datastoreItem xmlns:ds="http://schemas.openxmlformats.org/officeDocument/2006/customXml" ds:itemID="{A3FAA80D-DA22-4BF4-B5FB-0AC2409D458C}">
+  <ds:schemaRefs>
+    <ds:schemaRef ds:uri="http://schemas.openxmlformats.org/officeDocument/2006/bibliography"/>
+  </ds:schemaRefs>
+</ds:datastoreItem>
+</file>
+
 <file path=customXml/itemProps5.xml><?xml version="1.0" encoding="utf-8"?>
-<ds:datastoreItem xmlns:ds="http://schemas.openxmlformats.org/officeDocument/2006/customXml" ds:itemID="{D35F0BC5-A3E7-4787-B158-4E3489803486}">
+<ds:datastoreItem xmlns:ds="http://schemas.openxmlformats.org/officeDocument/2006/customXml" ds:itemID="{63030172-CD5C-436A-B85F-468C020B71BF}">
   <ds:schemaRefs>
-    <ds:schemaRef ds:uri="http://schemas.microsoft.com/sharepoint/v3/contenttype/forms"/>
+    <ds:schemaRef ds:uri="http://schemas.microsoft.com/office/2006/metadata/properties"/>
+    <ds:schemaRef ds:uri="http://schemas.microsoft.com/office/infopath/2007/PartnerControls"/>
+    <ds:schemaRef ds:uri="247cdc3c-c62f-43d0-a4d9-f211aa15ea03"/>
   </ds:schemaRefs>
 </ds:datastoreItem>
 </file>
--- a/Informe.docx
+++ b/Informe.docx
@@ -85,185 +85,162 @@
     </w:p>
     <w:p>
       <w:pPr>
+        <w:jc w:val="center"/>
         <w:rPr>
           <w:rFonts w:ascii="Times New Roman" w:hAnsi="Times New Roman" w:cs="Times New Roman"/>
           <w:b/>
           <w:bCs/>
         </w:rPr>
-      </w:pPr>
-      <w:r>
+        <w:sectPr>
+          <w:headerReference w:type="default" r:id="rId12"/>
+          <w:footerReference w:type="default" r:id="rId13"/>
+          <w:pgSz w:w="12240" w:h="15840"/>
+          <w:pgMar w:top="1417" w:right="1701" w:bottom="1417" w:left="1701" w:header="708" w:footer="708" w:gutter="0"/>
+          <w:pgBorders w:display="firstPage" w:offsetFrom="page">
+            <w:top w:val="thinThickThinMediumGap" w:sz="24" w:space="24" w:color="auto"/>
+            <w:left w:val="thinThickThinMediumGap" w:sz="24" w:space="24" w:color="auto"/>
+            <w:bottom w:val="thinThickThinMediumGap" w:sz="24" w:space="24" w:color="auto"/>
+            <w:right w:val="thinThickThinMediumGap" w:sz="24" w:space="24" w:color="auto"/>
+          </w:pgBorders>
+          <w:cols w:space="708"/>
+          <w:titlePg/>
+          <w:docGrid w:linePitch="360"/>
+        </w:sectPr>
+      </w:pPr>
+    </w:p>
+    <w:p>
+      <w:pPr>
+        <w:jc w:val="center"/>
         <w:rPr>
           <w:rFonts w:ascii="Times New Roman" w:hAnsi="Times New Roman" w:cs="Times New Roman"/>
           <w:b/>
           <w:bCs/>
         </w:rPr>
-        <w:tab/>
-      </w:r>
-      <w:r>
-        <w:rPr>
-          <w:b/>
-          <w:bCs/>
-          <w:noProof/>
-          <w:color w:val="000000"/>
-          <w:sz w:val="52"/>
-          <w:szCs w:val="52"/>
-          <w:bdr w:val="none" w:sz="0" w:space="0" w:color="auto" w:frame="1"/>
-        </w:rPr>
-        <w:drawing>
-          <wp:inline distT="0" distB="0" distL="0" distR="0" wp14:anchorId="380B0D89" wp14:editId="77AB5226">
-            <wp:extent cx="4762500" cy="4749800"/>
-            <wp:effectExtent l="0" t="0" r="0" b="0"/>
-            <wp:docPr id="1816120024" name="Imagen 1"/>
-            <wp:cNvGraphicFramePr>
-              <a:graphicFrameLocks xmlns:a="http://schemas.openxmlformats.org/drawingml/2006/main" noChangeAspect="1"/>
-            </wp:cNvGraphicFramePr>
-            <a:graphic xmlns:a="http://schemas.openxmlformats.org/drawingml/2006/main">
-              <a:graphicData uri="http://schemas.openxmlformats.org/drawingml/2006/picture">
-                <pic:pic xmlns:pic="http://schemas.openxmlformats.org/drawingml/2006/picture">
-                  <pic:nvPicPr>
-                    <pic:cNvPr id="0" name="Picture 1"/>
-                    <pic:cNvPicPr>
-                      <a:picLocks noChangeAspect="1" noChangeArrowheads="1"/>
-                    </pic:cNvPicPr>
-                  </pic:nvPicPr>
-                  <pic:blipFill>
-                    <a:blip r:embed="rId12">
-                      <a:extLst>
-                        <a:ext uri="{28A0092B-C50C-407E-A947-70E740481C1C}">
-                          <a14:useLocalDpi xmlns:a14="http://schemas.microsoft.com/office/drawing/2010/main" val="0"/>
-                        </a:ext>
-                      </a:extLst>
-                    </a:blip>
-                    <a:srcRect/>
-                    <a:stretch>
-                      <a:fillRect/>
-                    </a:stretch>
-                  </pic:blipFill>
-                  <pic:spPr bwMode="auto">
-                    <a:xfrm>
-                      <a:off x="0" y="0"/>
-                      <a:ext cx="4762500" cy="4749800"/>
-                    </a:xfrm>
-                    <a:prstGeom prst="rect">
-                      <a:avLst/>
-                    </a:prstGeom>
-                    <a:noFill/>
-                    <a:ln>
-                      <a:noFill/>
-                    </a:ln>
-                  </pic:spPr>
-                </pic:pic>
-              </a:graphicData>
-            </a:graphic>
-          </wp:inline>
-        </w:drawing>
-      </w:r>
-      <w:r>
+      </w:pPr>
+    </w:p>
+    <w:p>
+      <w:pPr>
+        <w:jc w:val="center"/>
         <w:rPr>
           <w:rFonts w:ascii="Times New Roman" w:hAnsi="Times New Roman" w:cs="Times New Roman"/>
           <w:b/>
           <w:bCs/>
         </w:rPr>
-        <w:t>Grupo 33</w:t>
-      </w:r>
-    </w:p>
-    <w:p>
-      <w:pPr>
+      </w:pPr>
+    </w:p>
+    <w:p>
+      <w:pPr>
+        <w:jc w:val="center"/>
         <w:rPr>
           <w:rFonts w:ascii="Times New Roman" w:hAnsi="Times New Roman" w:cs="Times New Roman"/>
           <w:b/>
           <w:bCs/>
         </w:rPr>
       </w:pPr>
-      <w:r>
+    </w:p>
+    <w:p>
+      <w:pPr>
+        <w:jc w:val="center"/>
         <w:rPr>
           <w:rFonts w:ascii="Times New Roman" w:hAnsi="Times New Roman" w:cs="Times New Roman"/>
           <w:b/>
           <w:bCs/>
         </w:rPr>
-        <w:t>INTEGRANTES:</w:t>
-      </w:r>
-    </w:p>
-    <w:p>
-      <w:pPr>
+      </w:pPr>
+    </w:p>
+    <w:p>
+      <w:pPr>
+        <w:jc w:val="center"/>
         <w:rPr>
           <w:rFonts w:ascii="Times New Roman" w:hAnsi="Times New Roman" w:cs="Times New Roman"/>
           <w:b/>
           <w:bCs/>
         </w:rPr>
       </w:pPr>
-      <w:r>
+    </w:p>
+    <w:p>
+      <w:pPr>
+        <w:jc w:val="center"/>
         <w:rPr>
           <w:rFonts w:ascii="Times New Roman" w:hAnsi="Times New Roman" w:cs="Times New Roman"/>
           <w:b/>
           <w:bCs/>
         </w:rPr>
-        <w:t>•</w:t>
-      </w:r>
-      <w:r>
+      </w:pPr>
+    </w:p>
+    <w:p>
+      <w:pPr>
+        <w:jc w:val="center"/>
         <w:rPr>
           <w:rFonts w:ascii="Times New Roman" w:hAnsi="Times New Roman" w:cs="Times New Roman"/>
           <w:b/>
           <w:bCs/>
         </w:rPr>
-        <w:tab/>
-        <w:t>Emma Brunetti Fantuzzi</w:t>
-      </w:r>
-    </w:p>
-    <w:p>
-      <w:pPr>
+      </w:pPr>
+    </w:p>
+    <w:p>
+      <w:pPr>
+        <w:jc w:val="center"/>
         <w:rPr>
           <w:rFonts w:ascii="Times New Roman" w:hAnsi="Times New Roman" w:cs="Times New Roman"/>
           <w:b/>
           <w:bCs/>
         </w:rPr>
       </w:pPr>
-      <w:r>
+    </w:p>
+    <w:p>
+      <w:pPr>
+        <w:jc w:val="center"/>
         <w:rPr>
           <w:rFonts w:ascii="Times New Roman" w:hAnsi="Times New Roman" w:cs="Times New Roman"/>
           <w:b/>
           <w:bCs/>
         </w:rPr>
-        <w:t>•</w:t>
-      </w:r>
-      <w:r>
+      </w:pPr>
+    </w:p>
+    <w:p>
+      <w:pPr>
+        <w:jc w:val="center"/>
         <w:rPr>
           <w:rFonts w:ascii="Times New Roman" w:hAnsi="Times New Roman" w:cs="Times New Roman"/>
           <w:b/>
           <w:bCs/>
         </w:rPr>
-        <w:tab/>
-        <w:t>Scarlette Carter Henríquez</w:t>
-      </w:r>
-    </w:p>
-    <w:p>
-      <w:pPr>
+      </w:pPr>
+    </w:p>
+    <w:p>
+      <w:pPr>
+        <w:jc w:val="center"/>
         <w:rPr>
           <w:rFonts w:ascii="Times New Roman" w:hAnsi="Times New Roman" w:cs="Times New Roman"/>
           <w:b/>
           <w:bCs/>
         </w:rPr>
       </w:pPr>
-      <w:r>
+    </w:p>
+    <w:p>
+      <w:pPr>
+        <w:jc w:val="center"/>
         <w:rPr>
           <w:rFonts w:ascii="Times New Roman" w:hAnsi="Times New Roman" w:cs="Times New Roman"/>
           <w:b/>
           <w:bCs/>
         </w:rPr>
-        <w:t>•</w:t>
-      </w:r>
-      <w:r>
+      </w:pPr>
+    </w:p>
+    <w:p>
+      <w:pPr>
+        <w:jc w:val="center"/>
         <w:rPr>
           <w:rFonts w:ascii="Times New Roman" w:hAnsi="Times New Roman" w:cs="Times New Roman"/>
           <w:b/>
           <w:bCs/>
         </w:rPr>
-        <w:tab/>
-        <w:t>Antonia Ríos Donoso</w:t>
-      </w:r>
-    </w:p>
-    <w:p>
-      <w:pPr>
+      </w:pPr>
+    </w:p>
+    <w:p>
+      <w:pPr>
+        <w:jc w:val="center"/>
         <w:rPr>
           <w:rFonts w:ascii="Times New Roman" w:hAnsi="Times New Roman" w:cs="Times New Roman"/>
           <w:b/>
@@ -273,12 +250,167 @@
     </w:p>
     <w:p>
       <w:pPr>
+        <w:jc w:val="center"/>
         <w:rPr>
           <w:rFonts w:ascii="Times New Roman" w:hAnsi="Times New Roman" w:cs="Times New Roman"/>
           <w:b/>
           <w:bCs/>
         </w:rPr>
       </w:pPr>
+    </w:p>
+    <w:p>
+      <w:pPr>
+        <w:jc w:val="center"/>
+        <w:rPr>
+          <w:rFonts w:ascii="Times New Roman" w:hAnsi="Times New Roman" w:cs="Times New Roman"/>
+          <w:b/>
+          <w:bCs/>
+        </w:rPr>
+      </w:pPr>
+    </w:p>
+    <w:p>
+      <w:pPr>
+        <w:jc w:val="center"/>
+        <w:rPr>
+          <w:rFonts w:ascii="Times New Roman" w:hAnsi="Times New Roman" w:cs="Times New Roman"/>
+          <w:b/>
+          <w:bCs/>
+        </w:rPr>
+      </w:pPr>
+    </w:p>
+    <w:p>
+      <w:pPr>
+        <w:rPr>
+          <w:rFonts w:ascii="Times New Roman" w:hAnsi="Times New Roman" w:cs="Times New Roman"/>
+          <w:b/>
+          <w:bCs/>
+        </w:rPr>
+      </w:pPr>
+      <w:r>
+        <w:rPr>
+          <w:rFonts w:ascii="Times New Roman" w:hAnsi="Times New Roman" w:cs="Times New Roman"/>
+          <w:b/>
+          <w:bCs/>
+        </w:rPr>
+        <w:tab/>
+      </w:r>
+      <w:r>
+        <w:rPr>
+          <w:rFonts w:ascii="Times New Roman" w:hAnsi="Times New Roman" w:cs="Times New Roman"/>
+          <w:b/>
+          <w:bCs/>
+        </w:rPr>
+        <w:t>Grupo 33</w:t>
+      </w:r>
+    </w:p>
+    <w:p>
+      <w:pPr>
+        <w:rPr>
+          <w:rFonts w:ascii="Times New Roman" w:hAnsi="Times New Roman" w:cs="Times New Roman"/>
+          <w:b/>
+          <w:bCs/>
+        </w:rPr>
+      </w:pPr>
+      <w:r>
+        <w:rPr>
+          <w:rFonts w:ascii="Times New Roman" w:hAnsi="Times New Roman" w:cs="Times New Roman"/>
+          <w:b/>
+          <w:bCs/>
+        </w:rPr>
+        <w:t>INTEGRANTES:</w:t>
+      </w:r>
+    </w:p>
+    <w:p>
+      <w:pPr>
+        <w:rPr>
+          <w:rFonts w:ascii="Times New Roman" w:hAnsi="Times New Roman" w:cs="Times New Roman"/>
+          <w:b/>
+          <w:bCs/>
+        </w:rPr>
+      </w:pPr>
+      <w:r>
+        <w:rPr>
+          <w:rFonts w:ascii="Times New Roman" w:hAnsi="Times New Roman" w:cs="Times New Roman"/>
+          <w:b/>
+          <w:bCs/>
+        </w:rPr>
+        <w:t>•</w:t>
+      </w:r>
+      <w:r>
+        <w:rPr>
+          <w:rFonts w:ascii="Times New Roman" w:hAnsi="Times New Roman" w:cs="Times New Roman"/>
+          <w:b/>
+          <w:bCs/>
+        </w:rPr>
+        <w:tab/>
+        <w:t>Emma Brunetti Fantuzzi</w:t>
+      </w:r>
+    </w:p>
+    <w:p>
+      <w:pPr>
+        <w:rPr>
+          <w:rFonts w:ascii="Times New Roman" w:hAnsi="Times New Roman" w:cs="Times New Roman"/>
+          <w:b/>
+          <w:bCs/>
+        </w:rPr>
+      </w:pPr>
+      <w:r>
+        <w:rPr>
+          <w:rFonts w:ascii="Times New Roman" w:hAnsi="Times New Roman" w:cs="Times New Roman"/>
+          <w:b/>
+          <w:bCs/>
+        </w:rPr>
+        <w:t>•</w:t>
+      </w:r>
+      <w:r>
+        <w:rPr>
+          <w:rFonts w:ascii="Times New Roman" w:hAnsi="Times New Roman" w:cs="Times New Roman"/>
+          <w:b/>
+          <w:bCs/>
+        </w:rPr>
+        <w:tab/>
+        <w:t>Scarlette Carter Henríquez</w:t>
+      </w:r>
+    </w:p>
+    <w:p>
+      <w:pPr>
+        <w:rPr>
+          <w:rFonts w:ascii="Times New Roman" w:hAnsi="Times New Roman" w:cs="Times New Roman"/>
+          <w:b/>
+          <w:bCs/>
+        </w:rPr>
+        <w:sectPr>
+          <w:type w:val="continuous"/>
+          <w:pgSz w:w="12240" w:h="15840"/>
+          <w:pgMar w:top="1417" w:right="1701" w:bottom="1417" w:left="1701" w:header="708" w:footer="708" w:gutter="0"/>
+          <w:pgBorders w:display="firstPage" w:offsetFrom="page">
+            <w:top w:val="thinThickThinMediumGap" w:sz="24" w:space="24" w:color="auto"/>
+            <w:left w:val="thinThickThinMediumGap" w:sz="24" w:space="24" w:color="auto"/>
+            <w:bottom w:val="thinThickThinMediumGap" w:sz="24" w:space="24" w:color="auto"/>
+            <w:right w:val="thinThickThinMediumGap" w:sz="24" w:space="24" w:color="auto"/>
+          </w:pgBorders>
+          <w:cols w:space="708"/>
+          <w:titlePg/>
+          <w:docGrid w:linePitch="360"/>
+        </w:sectPr>
+      </w:pPr>
+      <w:r>
+        <w:rPr>
+          <w:rFonts w:ascii="Times New Roman" w:hAnsi="Times New Roman" w:cs="Times New Roman"/>
+          <w:b/>
+          <w:bCs/>
+        </w:rPr>
+        <w:t>•</w:t>
+      </w:r>
+      <w:r>
+        <w:rPr>
+          <w:rFonts w:ascii="Times New Roman" w:hAnsi="Times New Roman" w:cs="Times New Roman"/>
+          <w:b/>
+          <w:bCs/>
+        </w:rPr>
+        <w:tab/>
+        <w:t>Antonia Ríos Donoso</w:t>
+      </w:r>
     </w:p>
     <w:p>
       <w:pPr>
@@ -342,7 +474,7 @@
             <w:rPr>
               <w:rFonts w:eastAsiaTheme="minorEastAsia"/>
               <w:noProof/>
-              <w:lang w:eastAsia="es-CL"/>
+              <w:lang w:val="en-US"/>
             </w:rPr>
           </w:pPr>
           <w:r>
@@ -354,7 +486,7 @@
           <w:r>
             <w:fldChar w:fldCharType="separate"/>
           </w:r>
-          <w:hyperlink w:anchor="_Toc226221648" w:history="1">
+          <w:hyperlink w:anchor="_Toc226364855" w:history="1">
             <w:r>
               <w:rPr>
                 <w:rStyle w:val="Hyperlink"/>
@@ -381,7 +513,7 @@
                 <w:noProof/>
                 <w:webHidden/>
               </w:rPr>
-              <w:instrText xml:space="preserve"> PAGEREF _Toc226221648 \h </w:instrText>
+              <w:instrText xml:space="preserve"> PAGEREF _Toc226364855 \h </w:instrText>
             </w:r>
             <w:r>
               <w:rPr>
@@ -421,10 +553,10 @@
             <w:rPr>
               <w:rFonts w:eastAsiaTheme="minorEastAsia"/>
               <w:noProof/>
-              <w:lang w:eastAsia="es-CL"/>
+              <w:lang w:val="en-US"/>
             </w:rPr>
           </w:pPr>
-          <w:hyperlink w:anchor="_Toc226221649" w:history="1">
+          <w:hyperlink w:anchor="_Toc226364856" w:history="1">
             <w:r>
               <w:rPr>
                 <w:rStyle w:val="Hyperlink"/>
@@ -451,77 +583,7 @@
                 <w:noProof/>
                 <w:webHidden/>
               </w:rPr>
-              <w:instrText xml:space="preserve"> PAGEREF _Toc226221649 \h </w:instrText>
-            </w:r>
-            <w:r>
-              <w:rPr>
-                <w:noProof/>
-                <w:webHidden/>
-              </w:rPr>
-            </w:r>
-            <w:r>
-              <w:rPr>
-                <w:noProof/>
-                <w:webHidden/>
-              </w:rPr>
-              <w:fldChar w:fldCharType="separate"/>
-            </w:r>
-            <w:r>
-              <w:rPr>
-                <w:noProof/>
-                <w:webHidden/>
-              </w:rPr>
-              <w:t>6</w:t>
-            </w:r>
-            <w:r>
-              <w:rPr>
-                <w:noProof/>
-                <w:webHidden/>
-              </w:rPr>
-              <w:fldChar w:fldCharType="end"/>
-            </w:r>
-          </w:hyperlink>
-        </w:p>
-        <w:p>
-          <w:pPr>
-            <w:pStyle w:val="TOC1"/>
-            <w:tabs>
-              <w:tab w:val="right" w:leader="dot" w:pos="8828"/>
-            </w:tabs>
-            <w:rPr>
-              <w:rFonts w:eastAsiaTheme="minorEastAsia"/>
-              <w:noProof/>
-              <w:lang w:eastAsia="es-CL"/>
-            </w:rPr>
-          </w:pPr>
-          <w:hyperlink w:anchor="_Toc226221650" w:history="1">
-            <w:r>
-              <w:rPr>
-                <w:rStyle w:val="Hyperlink"/>
-                <w:noProof/>
-              </w:rPr>
-              <w:t>Prompt y Respuestas</w:t>
-            </w:r>
-            <w:r>
-              <w:rPr>
-                <w:noProof/>
-                <w:webHidden/>
-              </w:rPr>
-              <w:tab/>
-            </w:r>
-            <w:r>
-              <w:rPr>
-                <w:noProof/>
-                <w:webHidden/>
-              </w:rPr>
-              <w:fldChar w:fldCharType="begin"/>
-            </w:r>
-            <w:r>
-              <w:rPr>
-                <w:noProof/>
-                <w:webHidden/>
-              </w:rPr>
-              <w:instrText xml:space="preserve"> PAGEREF _Toc226221650 \h </w:instrText>
+              <w:instrText xml:space="preserve"> PAGEREF _Toc226364856 \h </w:instrText>
             </w:r>
             <w:r>
               <w:rPr>
@@ -561,16 +623,16 @@
             <w:rPr>
               <w:rFonts w:eastAsiaTheme="minorEastAsia"/>
               <w:noProof/>
-              <w:lang w:eastAsia="es-CL"/>
+              <w:lang w:val="en-US"/>
             </w:rPr>
           </w:pPr>
-          <w:hyperlink w:anchor="_Toc226221651" w:history="1">
+          <w:hyperlink w:anchor="_Toc226364857" w:history="1">
             <w:r>
               <w:rPr>
                 <w:rStyle w:val="Hyperlink"/>
                 <w:noProof/>
               </w:rPr>
-              <w:t>Parte B: Implementación de la base de datos</w:t>
+              <w:t>Prompt y Respuestas</w:t>
             </w:r>
             <w:r>
               <w:rPr>
@@ -591,7 +653,70 @@
                 <w:noProof/>
                 <w:webHidden/>
               </w:rPr>
-              <w:instrText xml:space="preserve"> PAGEREF _Toc226221651 \h </w:instrText>
+              <w:instrText xml:space="preserve"> PAGEREF _Toc226364857 \h </w:instrText>
+            </w:r>
+            <w:r>
+              <w:rPr>
+                <w:noProof/>
+                <w:webHidden/>
+              </w:rPr>
+            </w:r>
+            <w:r>
+              <w:rPr>
+                <w:noProof/>
+                <w:webHidden/>
+              </w:rPr>
+              <w:fldChar w:fldCharType="separate"/>
+            </w:r>
+            <w:r>
+              <w:rPr>
+                <w:noProof/>
+                <w:webHidden/>
+              </w:rPr>
+              <w:t>8</w:t>
+            </w:r>
+            <w:r>
+              <w:rPr>
+                <w:noProof/>
+                <w:webHidden/>
+              </w:rPr>
+              <w:fldChar w:fldCharType="end"/>
+            </w:r>
+          </w:hyperlink>
+        </w:p>
+        <w:p>
+          <w:pPr>
+            <w:pStyle w:val="TOC1"/>
+            <w:tabs>
+              <w:tab w:val="right" w:leader="dot" w:pos="8828"/>
+            </w:tabs>
+            <w:rPr>
+              <w:rFonts w:eastAsiaTheme="minorEastAsia"/>
+              <w:noProof/>
+              <w:lang w:val="en-US"/>
+            </w:rPr>
+          </w:pPr>
+          <w:hyperlink w:anchor="_Toc226364858" w:history="1">
+            <w:r>
+              <w:rPr>
+                <w:noProof/>
+                <w:webHidden/>
+              </w:rPr>
+              <w:tab/>
+            </w:r>
+            <w:r>
+              <w:rPr>
+                <w:noProof/>
+                <w:webHidden/>
+              </w:rPr>
+              <w:fldChar w:fldCharType="begin"/>
+            </w:r>
+            <w:r>
+              <w:rPr>
+                <w:noProof/>
+                <w:webHidden/>
+              </w:rPr>
+              <w:instrText xml:space="preserve"> PAGEREF _Toc226364858 \h </w:instrText>
             </w:r>
             <w:r>
               <w:rPr>
@@ -623,6 +748,76 @@
           </w:hyperlink>
         </w:p>
         <w:p>
+          <w:pPr>
+            <w:pStyle w:val="TOC1"/>
+            <w:tabs>
+              <w:tab w:val="right" w:leader="dot" w:pos="8828"/>
+            </w:tabs>
+            <w:rPr>
+              <w:rFonts w:eastAsiaTheme="minorEastAsia"/>
+              <w:noProof/>
+              <w:lang w:val="en-US"/>
+            </w:rPr>
+          </w:pPr>
+          <w:hyperlink w:anchor="_Toc226364859" w:history="1">
+            <w:r>
+              <w:rPr>
+                <w:rStyle w:val="Hyperlink"/>
+                <w:noProof/>
+              </w:rPr>
+              <w:t>Parte B: Implementación de la base de datos</w:t>
+            </w:r>
+            <w:r>
+              <w:rPr>
+                <w:noProof/>
+                <w:webHidden/>
+              </w:rPr>
+              <w:tab/>
+            </w:r>
+            <w:r>
+              <w:rPr>
+                <w:noProof/>
+                <w:webHidden/>
+              </w:rPr>
+              <w:fldChar w:fldCharType="begin"/>
+            </w:r>
+            <w:r>
+              <w:rPr>
+                <w:noProof/>
+                <w:webHidden/>
+              </w:rPr>
+              <w:instrText xml:space="preserve"> PAGEREF _Toc226364859 \h </w:instrText>
+            </w:r>
+            <w:r>
+              <w:rPr>
+                <w:noProof/>
+                <w:webHidden/>
+              </w:rPr>
+            </w:r>
+            <w:r>
+              <w:rPr>
+                <w:noProof/>
+                <w:webHidden/>
+              </w:rPr>
+              <w:fldChar w:fldCharType="separate"/>
+            </w:r>
+            <w:r>
+              <w:rPr>
+                <w:noProof/>
+                <w:webHidden/>
+              </w:rPr>
+              <w:t>10</w:t>
+            </w:r>
+            <w:r>
+              <w:rPr>
+                <w:noProof/>
+                <w:webHidden/>
+              </w:rPr>
+              <w:fldChar w:fldCharType="end"/>
+            </w:r>
+          </w:hyperlink>
+        </w:p>
+        <w:p>
           <w:r>
             <w:rPr>
               <w:b/>
@@ -668,158 +863,32 @@
           <w:b/>
           <w:bCs/>
         </w:rPr>
-      </w:pPr>
-    </w:p>
-    <w:p>
-      <w:pPr>
-        <w:rPr>
-          <w:rFonts w:ascii="Times New Roman" w:hAnsi="Times New Roman" w:cs="Times New Roman"/>
-          <w:b/>
-          <w:bCs/>
-        </w:rPr>
-      </w:pPr>
-    </w:p>
-    <w:p>
-      <w:pPr>
-        <w:rPr>
-          <w:rFonts w:ascii="Times New Roman" w:hAnsi="Times New Roman" w:cs="Times New Roman"/>
-          <w:b/>
-          <w:bCs/>
-        </w:rPr>
-      </w:pPr>
-    </w:p>
-    <w:p>
-      <w:pPr>
-        <w:rPr>
-          <w:rFonts w:ascii="Times New Roman" w:hAnsi="Times New Roman" w:cs="Times New Roman"/>
-          <w:b/>
-          <w:bCs/>
-        </w:rPr>
-      </w:pPr>
-    </w:p>
-    <w:p>
-      <w:pPr>
-        <w:rPr>
-          <w:rFonts w:ascii="Times New Roman" w:hAnsi="Times New Roman" w:cs="Times New Roman"/>
-          <w:b/>
-          <w:bCs/>
-        </w:rPr>
-      </w:pPr>
-    </w:p>
-    <w:p>
-      <w:pPr>
-        <w:rPr>
-          <w:rFonts w:ascii="Times New Roman" w:hAnsi="Times New Roman" w:cs="Times New Roman"/>
-          <w:b/>
-          <w:bCs/>
-        </w:rPr>
-      </w:pPr>
-    </w:p>
-    <w:p>
-      <w:pPr>
-        <w:rPr>
-          <w:rFonts w:ascii="Times New Roman" w:hAnsi="Times New Roman" w:cs="Times New Roman"/>
-          <w:b/>
-          <w:bCs/>
-        </w:rPr>
-      </w:pPr>
-    </w:p>
-    <w:p>
-      <w:pPr>
-        <w:rPr>
-          <w:rFonts w:ascii="Times New Roman" w:hAnsi="Times New Roman" w:cs="Times New Roman"/>
-          <w:b/>
-          <w:bCs/>
-        </w:rPr>
-      </w:pPr>
-    </w:p>
-    <w:p>
-      <w:pPr>
-        <w:rPr>
-          <w:rFonts w:ascii="Times New Roman" w:hAnsi="Times New Roman" w:cs="Times New Roman"/>
-          <w:b/>
-          <w:bCs/>
-        </w:rPr>
-      </w:pPr>
-    </w:p>
-    <w:p>
-      <w:pPr>
-        <w:rPr>
-          <w:rFonts w:ascii="Times New Roman" w:hAnsi="Times New Roman" w:cs="Times New Roman"/>
-          <w:b/>
-          <w:bCs/>
-        </w:rPr>
-      </w:pPr>
-    </w:p>
-    <w:p>
-      <w:pPr>
-        <w:rPr>
-          <w:rFonts w:ascii="Times New Roman" w:hAnsi="Times New Roman" w:cs="Times New Roman"/>
-          <w:b/>
-          <w:bCs/>
-        </w:rPr>
-      </w:pPr>
-    </w:p>
-    <w:p>
-      <w:pPr>
-        <w:rPr>
-          <w:rFonts w:ascii="Times New Roman" w:hAnsi="Times New Roman" w:cs="Times New Roman"/>
-          <w:b/>
-          <w:bCs/>
-        </w:rPr>
-      </w:pPr>
-    </w:p>
-    <w:p>
-      <w:pPr>
-        <w:rPr>
-          <w:rFonts w:ascii="Times New Roman" w:hAnsi="Times New Roman" w:cs="Times New Roman"/>
-          <w:b/>
-          <w:bCs/>
-        </w:rPr>
-      </w:pPr>
-    </w:p>
-    <w:p>
-      <w:pPr>
-        <w:rPr>
-          <w:rFonts w:ascii="Times New Roman" w:hAnsi="Times New Roman" w:cs="Times New Roman"/>
-          <w:b/>
-          <w:bCs/>
-        </w:rPr>
-      </w:pPr>
-    </w:p>
-    <w:p>
-      <w:pPr>
-        <w:rPr>
-          <w:rFonts w:ascii="Times New Roman" w:hAnsi="Times New Roman" w:cs="Times New Roman"/>
-          <w:b/>
-          <w:bCs/>
-        </w:rPr>
-      </w:pPr>
-    </w:p>
-    <w:p>
-      <w:pPr>
-        <w:rPr>
-          <w:rFonts w:ascii="Times New Roman" w:hAnsi="Times New Roman" w:cs="Times New Roman"/>
-          <w:b/>
-          <w:bCs/>
-        </w:rPr>
+        <w:sectPr>
+          <w:pgSz w:w="12240" w:h="15840"/>
+          <w:pgMar w:top="1417" w:right="1701" w:bottom="1417" w:left="1701" w:header="708" w:footer="708" w:gutter="0"/>
+          <w:pgBorders w:display="firstPage" w:offsetFrom="page">
+            <w:top w:val="thinThickThinMediumGap" w:sz="24" w:space="24" w:color="auto"/>
+            <w:left w:val="thinThickThinMediumGap" w:sz="24" w:space="24" w:color="auto"/>
+            <w:bottom w:val="thinThickThinMediumGap" w:sz="24" w:space="24" w:color="auto"/>
+            <w:right w:val="thinThickThinMediumGap" w:sz="24" w:space="24" w:color="auto"/>
+          </w:pgBorders>
+          <w:cols w:space="708"/>
+          <w:titlePg/>
+          <w:docGrid w:linePitch="360"/>
+        </w:sectPr>
       </w:pPr>
     </w:p>
     <w:p>
       <w:pPr>
         <w:pStyle w:val="Heading1"/>
+        <w:rPr>
+          <w:rFonts w:cs="Times New Roman"/>
+        </w:rPr>
       </w:pPr>
       <w:bookmarkStart w:id="0" w:name="_Toc1142302281"/>
-    </w:p>
-    <w:p>
-      <w:pPr>
-        <w:pStyle w:val="Heading1"/>
-        <w:rPr>
-          <w:rFonts w:cs="Times New Roman"/>
-        </w:rPr>
-      </w:pPr>
-      <w:bookmarkStart w:id="1" w:name="_Toc226221648"/>
-      <w:r>
+      <w:bookmarkStart w:id="1" w:name="_Toc226364855"/>
+      <w:r>
+        <w:lastRenderedPageBreak/>
         <w:t>Esquema con LLM</w:t>
       </w:r>
       <w:bookmarkEnd w:id="0"/>
@@ -833,20 +902,46 @@
         <w:jc w:val="both"/>
       </w:pPr>
       <w:r>
+        <w:t xml:space="preserve">En primer </w:t>
+      </w:r>
+      <w:r>
+        <w:t>lugar,</w:t>
+      </w:r>
+      <w:r>
+        <w:t xml:space="preserve"> partimos ideando</w:t>
+      </w:r>
+      <w:r>
+        <w:t xml:space="preserve"> cada una</w:t>
+      </w:r>
+      <w:r>
+        <w:t xml:space="preserve"> (Parte 0)</w:t>
+      </w:r>
+      <w:r>
+        <w:t>, un esquema relacional de la base de dato</w:t>
+      </w:r>
+      <w:r>
+        <w:t>s</w:t>
+      </w:r>
+      <w:r>
+        <w:t>:</w:t>
+      </w:r>
+    </w:p>
+    <w:p>
+      <w:r>
         <w:rPr>
           <w:noProof/>
         </w:rPr>
         <w:drawing>
-          <wp:anchor distT="0" distB="0" distL="114300" distR="114300" simplePos="0" relativeHeight="251651584" behindDoc="0" locked="0" layoutInCell="1" allowOverlap="1" wp14:anchorId="664C431C" wp14:editId="2F2662C3">
+          <wp:anchor distT="0" distB="0" distL="114300" distR="114300" simplePos="0" relativeHeight="251651584" behindDoc="0" locked="0" layoutInCell="1" allowOverlap="1" wp14:anchorId="664C431C" wp14:editId="1C7FE24A">
             <wp:simplePos x="0" y="0"/>
-            <wp:positionH relativeFrom="column">
-              <wp:posOffset>-4445</wp:posOffset>
+            <wp:positionH relativeFrom="margin">
+              <wp:align>center</wp:align>
             </wp:positionH>
             <wp:positionV relativeFrom="paragraph">
-              <wp:posOffset>461010</wp:posOffset>
+              <wp:posOffset>10933</wp:posOffset>
             </wp:positionV>
-            <wp:extent cx="2748915" cy="3889375"/>
-            <wp:effectExtent l="0" t="0" r="0" b="0"/>
+            <wp:extent cx="3378835" cy="4780915"/>
+            <wp:effectExtent l="0" t="0" r="0" b="635"/>
             <wp:wrapSquare wrapText="bothSides"/>
             <wp:docPr id="1653678356" name="drawing"/>
             <wp:cNvGraphicFramePr>
@@ -860,7 +955,7 @@
                     <pic:cNvPicPr/>
                   </pic:nvPicPr>
                   <pic:blipFill>
-                    <a:blip r:embed="rId13" cstate="print">
+                    <a:blip r:embed="rId14" cstate="print">
                       <a:extLst>
                         <a:ext uri="{28A0092B-C50C-407E-A947-70E740481C1C}">
                           <a14:useLocalDpi xmlns:a14="http://schemas.microsoft.com/office/drawing/2010/main" val="0"/>
@@ -874,7 +969,7 @@
                   <pic:spPr>
                     <a:xfrm>
                       <a:off x="0" y="0"/>
-                      <a:ext cx="2748915" cy="3889375"/>
+                      <a:ext cx="3378835" cy="4780915"/>
                     </a:xfrm>
                     <a:prstGeom prst="rect">
                       <a:avLst/>
@@ -892,48 +987,27 @@
           </wp:anchor>
         </w:drawing>
       </w:r>
-      <w:r>
-        <w:t xml:space="preserve">En primer </w:t>
-      </w:r>
-      <w:r>
-        <w:t>lugar,</w:t>
-      </w:r>
-      <w:r>
-        <w:t xml:space="preserve"> partimos ideando</w:t>
-      </w:r>
-      <w:r>
-        <w:t xml:space="preserve"> cada una</w:t>
-      </w:r>
-      <w:r>
-        <w:t xml:space="preserve"> (Parte 0)</w:t>
-      </w:r>
-      <w:r>
-        <w:t>, un esquema relacional de la base de dato</w:t>
-      </w:r>
-      <w:r>
-        <w:t>s</w:t>
-      </w:r>
-      <w:r>
-        <w:t>:</w:t>
-      </w:r>
     </w:p>
     <w:p/>
+    <w:p/>
+    <w:p/>
+    <w:p/>
     <w:p>
       <w:r>
         <w:rPr>
           <w:noProof/>
         </w:rPr>
         <w:drawing>
-          <wp:anchor distT="0" distB="0" distL="114300" distR="114300" simplePos="0" relativeHeight="251656704" behindDoc="0" locked="0" layoutInCell="1" allowOverlap="1" wp14:anchorId="421D75B8" wp14:editId="053FF9BF">
+          <wp:anchor distT="0" distB="0" distL="114300" distR="114300" simplePos="0" relativeHeight="251656704" behindDoc="0" locked="0" layoutInCell="1" allowOverlap="1" wp14:anchorId="421D75B8" wp14:editId="3F8BE178">
             <wp:simplePos x="0" y="0"/>
             <wp:positionH relativeFrom="margin">
-              <wp:align>right</wp:align>
+              <wp:align>center</wp:align>
             </wp:positionH>
             <wp:positionV relativeFrom="paragraph">
-              <wp:posOffset>350765</wp:posOffset>
+              <wp:posOffset>3139440</wp:posOffset>
             </wp:positionV>
-            <wp:extent cx="2530377" cy="2089052"/>
-            <wp:effectExtent l="0" t="0" r="3810" b="6985"/>
+            <wp:extent cx="3005455" cy="2480945"/>
+            <wp:effectExtent l="0" t="0" r="4445" b="0"/>
             <wp:wrapSquare wrapText="bothSides"/>
             <wp:docPr id="1642306629" name="Imagen 2"/>
             <wp:cNvGraphicFramePr>
@@ -949,7 +1023,7 @@
                     </pic:cNvPicPr>
                   </pic:nvPicPr>
                   <pic:blipFill rotWithShape="1">
-                    <a:blip r:embed="rId14" cstate="print">
+                    <a:blip r:embed="rId15" cstate="print">
                       <a:extLst>
                         <a:ext uri="{28A0092B-C50C-407E-A947-70E740481C1C}">
                           <a14:useLocalDpi xmlns:a14="http://schemas.microsoft.com/office/drawing/2010/main" val="0"/>
@@ -964,7 +1038,7 @@
                   <pic:spPr bwMode="auto">
                     <a:xfrm>
                       <a:off x="0" y="0"/>
-                      <a:ext cx="2530377" cy="2089052"/>
+                      <a:ext cx="3005455" cy="2480945"/>
                     </a:xfrm>
                     <a:prstGeom prst="rect">
                       <a:avLst/>
@@ -982,14 +1056,16 @@
                 </pic:pic>
               </a:graphicData>
             </a:graphic>
+            <wp14:sizeRelH relativeFrom="margin">
+              <wp14:pctWidth>0</wp14:pctWidth>
+            </wp14:sizeRelH>
+            <wp14:sizeRelV relativeFrom="margin">
+              <wp14:pctHeight>0</wp14:pctHeight>
+            </wp14:sizeRelV>
           </wp:anchor>
         </w:drawing>
       </w:r>
     </w:p>
-    <w:p/>
-    <w:p/>
-    <w:p/>
-    <w:p/>
     <w:p>
       <w:r>
         <w:rPr>
@@ -997,9 +1073,9 @@
         </w:rPr>
         <w:lastRenderedPageBreak/>
         <w:drawing>
-          <wp:inline distT="0" distB="0" distL="0" distR="0" wp14:anchorId="6B25A995" wp14:editId="451C5293">
-            <wp:extent cx="4898004" cy="6336702"/>
-            <wp:effectExtent l="0" t="0" r="0" b="6985"/>
+          <wp:inline distT="0" distB="0" distL="0" distR="0" wp14:anchorId="6B25A995" wp14:editId="62C23BA7">
+            <wp:extent cx="5592881" cy="7235687"/>
+            <wp:effectExtent l="0" t="0" r="8255" b="3810"/>
             <wp:docPr id="1162804533" name="Picture 1"/>
             <wp:cNvGraphicFramePr>
               <a:graphicFrameLocks xmlns:a="http://schemas.openxmlformats.org/drawingml/2006/main" noChangeAspect="1"/>
@@ -1014,7 +1090,7 @@
                     </pic:cNvPicPr>
                   </pic:nvPicPr>
                   <pic:blipFill>
-                    <a:blip r:embed="rId15">
+                    <a:blip r:embed="rId16">
                       <a:extLst>
                         <a:ext uri="{28A0092B-C50C-407E-A947-70E740481C1C}">
                           <a14:useLocalDpi xmlns:a14="http://schemas.microsoft.com/office/drawing/2010/main" val="0"/>
@@ -1029,7 +1105,7 @@
                   <pic:spPr bwMode="auto">
                     <a:xfrm>
                       <a:off x="0" y="0"/>
-                      <a:ext cx="4902155" cy="6342073"/>
+                      <a:ext cx="5602016" cy="7247505"/>
                     </a:xfrm>
                     <a:prstGeom prst="rect">
                       <a:avLst/>
@@ -1046,27 +1122,20 @@
         </w:drawing>
       </w:r>
     </w:p>
-    <w:p/>
-    <w:p/>
-    <w:p/>
-    <w:p/>
-    <w:p>
-      <w:pPr>
-        <w:jc w:val="both"/>
-      </w:pPr>
+    <w:p>
       <w:r>
         <w:rPr>
           <w:noProof/>
         </w:rPr>
         <w:lastRenderedPageBreak/>
         <w:drawing>
-          <wp:anchor distT="0" distB="0" distL="114300" distR="114300" simplePos="0" relativeHeight="251662848" behindDoc="1" locked="0" layoutInCell="1" allowOverlap="1" wp14:anchorId="7067070E" wp14:editId="7A050957">
+          <wp:anchor distT="0" distB="0" distL="114300" distR="114300" simplePos="0" relativeHeight="251662848" behindDoc="1" locked="0" layoutInCell="1" allowOverlap="1" wp14:anchorId="7067070E" wp14:editId="04CBF80D">
             <wp:simplePos x="0" y="0"/>
-            <wp:positionH relativeFrom="column">
-              <wp:posOffset>704215</wp:posOffset>
+            <wp:positionH relativeFrom="margin">
+              <wp:align>center</wp:align>
             </wp:positionH>
             <wp:positionV relativeFrom="paragraph">
-              <wp:posOffset>1905</wp:posOffset>
+              <wp:posOffset>251902</wp:posOffset>
             </wp:positionV>
             <wp:extent cx="3735705" cy="2750185"/>
             <wp:effectExtent l="0" t="0" r="0" b="0"/>
@@ -1083,7 +1152,7 @@
                     <pic:cNvPicPr/>
                   </pic:nvPicPr>
                   <pic:blipFill>
-                    <a:blip r:embed="rId16" cstate="print">
+                    <a:blip r:embed="rId17" cstate="print">
                       <a:extLst>
                         <a:ext uri="{28A0092B-C50C-407E-A947-70E740481C1C}">
                           <a14:useLocalDpi xmlns:a14="http://schemas.microsoft.com/office/drawing/2010/main" val="0"/>
@@ -1110,6 +1179,16 @@
           </wp:anchor>
         </w:drawing>
       </w:r>
+    </w:p>
+    <w:p>
+      <w:pPr>
+        <w:jc w:val="both"/>
+      </w:pPr>
+    </w:p>
+    <w:p>
+      <w:pPr>
+        <w:jc w:val="both"/>
+      </w:pPr>
       <w:r>
         <w:t>Se puede apreciar que cada</w:t>
       </w:r>
@@ -1171,9 +1250,9 @@
           <w:noProof/>
         </w:rPr>
         <w:drawing>
-          <wp:inline distT="0" distB="0" distL="0" distR="0" wp14:anchorId="2479511B" wp14:editId="3776C314">
-            <wp:extent cx="5612130" cy="3062891"/>
-            <wp:effectExtent l="0" t="0" r="7620" b="4445"/>
+          <wp:inline distT="0" distB="0" distL="0" distR="0" wp14:anchorId="2479511B" wp14:editId="215ACA28">
+            <wp:extent cx="4468633" cy="2438813"/>
+            <wp:effectExtent l="0" t="0" r="8255" b="0"/>
             <wp:docPr id="58692966" name="drawing"/>
             <wp:cNvGraphicFramePr>
               <a:graphicFrameLocks xmlns:a="http://schemas.openxmlformats.org/drawingml/2006/main" noChangeAspect="1"/>
@@ -1186,7 +1265,7 @@
                     <pic:cNvPicPr/>
                   </pic:nvPicPr>
                   <pic:blipFill>
-                    <a:blip r:embed="rId17">
+                    <a:blip r:embed="rId18">
                       <a:extLst>
                         <a:ext uri="{28A0092B-C50C-407E-A947-70E740481C1C}">
                           <a14:useLocalDpi xmlns:a14="http://schemas.microsoft.com/office/drawing/2010/main"/>
@@ -1200,7 +1279,7 @@
                   <pic:spPr>
                     <a:xfrm>
                       <a:off x="0" y="0"/>
-                      <a:ext cx="5612130" cy="3062891"/>
+                      <a:ext cx="4479429" cy="2444705"/>
                     </a:xfrm>
                     <a:prstGeom prst="rect">
                       <a:avLst/>
@@ -1223,13 +1302,27 @@
         <w:rPr>
           <w:color w:val="45B0E1" w:themeColor="accent1" w:themeTint="99"/>
         </w:rPr>
-        <w:t>(Promp</w:t>
-      </w:r>
+        <w:t>(</w:t>
+      </w:r>
+      <w:proofErr w:type="spellStart"/>
       <w:r>
         <w:rPr>
           <w:color w:val="45B0E1" w:themeColor="accent1" w:themeTint="99"/>
         </w:rPr>
-        <w:t>t 1)</w:t>
+        <w:t>Promp</w:t>
+      </w:r>
+      <w:r>
+        <w:rPr>
+          <w:color w:val="45B0E1" w:themeColor="accent1" w:themeTint="99"/>
+        </w:rPr>
+        <w:t>t</w:t>
+      </w:r>
+      <w:proofErr w:type="spellEnd"/>
+      <w:r>
+        <w:rPr>
+          <w:color w:val="45B0E1" w:themeColor="accent1" w:themeTint="99"/>
+        </w:rPr>
+        <w:t xml:space="preserve"> 1)</w:t>
       </w:r>
     </w:p>
     <w:p/>
@@ -1254,8 +1347,21 @@
         <w:t>PK:</w:t>
       </w:r>
       <w:r>
-        <w:t xml:space="preserve"> Primary key</w:t>
-      </w:r>
+        <w:t xml:space="preserve"> </w:t>
+      </w:r>
+      <w:proofErr w:type="spellStart"/>
+      <w:r>
+        <w:t>Primary</w:t>
+      </w:r>
+      <w:proofErr w:type="spellEnd"/>
+      <w:r>
+        <w:t xml:space="preserve"> </w:t>
+      </w:r>
+      <w:proofErr w:type="spellStart"/>
+      <w:r>
+        <w:t>key</w:t>
+      </w:r>
+      <w:proofErr w:type="spellEnd"/>
     </w:p>
     <w:p>
       <w:pPr>
@@ -1273,8 +1379,13 @@
         <w:t>FK:</w:t>
       </w:r>
       <w:r>
-        <w:t xml:space="preserve"> Foreign key</w:t>
-      </w:r>
+        <w:t xml:space="preserve"> Foreign </w:t>
+      </w:r>
+      <w:proofErr w:type="spellStart"/>
+      <w:r>
+        <w:t>key</w:t>
+      </w:r>
+      <w:proofErr w:type="spellEnd"/>
     </w:p>
     <w:p>
       <w:pPr>
@@ -1377,7 +1488,7 @@
       <w:pPr>
         <w:pStyle w:val="Heading1"/>
       </w:pPr>
-      <w:bookmarkStart w:id="3" w:name="_Toc226221649"/>
+      <w:bookmarkStart w:id="3" w:name="_Toc226364856"/>
       <w:r>
         <w:t>Análisis crítico</w:t>
       </w:r>
@@ -1555,7 +1666,15 @@
         <w:t>jugador con partida,</w:t>
       </w:r>
       <w:r>
-        <w:t xml:space="preserve"> es decir, rompe la jerarquía de como se desarrolla</w:t>
+        <w:t xml:space="preserve"> es decir, rompe la jerarquía de </w:t>
+      </w:r>
+      <w:proofErr w:type="spellStart"/>
+      <w:r>
+        <w:t>como</w:t>
+      </w:r>
+      <w:proofErr w:type="spellEnd"/>
+      <w:r>
+        <w:t xml:space="preserve"> se desarrolla</w:t>
       </w:r>
       <w:r>
         <w:t>n los torneos.</w:t>
@@ -1691,8 +1810,13 @@
         <w:t xml:space="preserve"> </w:t>
       </w:r>
       <w:r>
-        <w:t>un atributo de id_equipo</w:t>
-      </w:r>
+        <w:t xml:space="preserve">un atributo de </w:t>
+      </w:r>
+      <w:proofErr w:type="spellStart"/>
+      <w:r>
+        <w:t>id_equipo</w:t>
+      </w:r>
+      <w:proofErr w:type="spellEnd"/>
       <w:r>
         <w:t>.</w:t>
       </w:r>
@@ -1727,30 +1851,48 @@
         <w:pStyle w:val="Heading1"/>
       </w:pPr>
       <w:bookmarkStart w:id="4" w:name="_Toc1056801285"/>
-      <w:bookmarkStart w:id="5" w:name="_Toc226221650"/>
     </w:p>
     <w:p>
       <w:pPr>
         <w:pStyle w:val="Heading1"/>
       </w:pPr>
-      <w:r>
-        <w:t>Prompt y Respuestas</w:t>
+      <w:bookmarkStart w:id="5" w:name="_Toc226364857"/>
+      <w:proofErr w:type="spellStart"/>
+      <w:r>
+        <w:t>Prompt</w:t>
+      </w:r>
+      <w:proofErr w:type="spellEnd"/>
+      <w:r>
+        <w:t xml:space="preserve"> y Respuestas</w:t>
       </w:r>
       <w:bookmarkEnd w:id="4"/>
       <w:bookmarkEnd w:id="5"/>
     </w:p>
     <w:p>
+      <w:proofErr w:type="spellStart"/>
       <w:r>
         <w:t>Promp</w:t>
       </w:r>
       <w:r>
-        <w:t>t 1:</w:t>
+        <w:t>t</w:t>
+      </w:r>
+      <w:proofErr w:type="spellEnd"/>
+      <w:r>
+        <w:t xml:space="preserve"> 1:</w:t>
       </w:r>
       <w:r>
         <w:t xml:space="preserve"> </w:t>
       </w:r>
       <w:r>
-        <w:t>Contexto: Una organización internacional de esports los ha contratado para construir el sistema que administre sus torneos.</w:t>
+        <w:t xml:space="preserve">Contexto: Una organización internacional de </w:t>
+      </w:r>
+      <w:proofErr w:type="spellStart"/>
+      <w:r>
+        <w:t>esports</w:t>
+      </w:r>
+      <w:proofErr w:type="spellEnd"/>
+      <w:r>
+        <w:t xml:space="preserve"> los ha contratado para construir el sistema que administre sus torneos.</w:t>
       </w:r>
     </w:p>
     <w:p>
@@ -1760,7 +1902,148 @@
     </w:p>
     <w:p>
       <w:r>
-        <w:t>La organización necesita gestionar la siguiente información: 1. Torneos. La organización realiza múltiples torneos. Cada torneo tiene un nombre, el título del videojuego que se juega, fechas de inicio y fin, y un pozo de premios (prize pool) en USD. Además tiene un número máximo de equipos por participar. 2. Jugadores. Los jugadores se registran en la plataforma con un gamertag (´único), su nombre real, email, fecha de nacimiento y país de origen. 3. Equipos. Los jugadores forman equipos (de un número no acotado de jugadores). Cada equipo tiene un nombre único, una fecha de creación y un capitán. El capit´an debe ser miembro del equipo. Un jugador pertenece a exactamente un equipo (la membres´ıa es fija, no cambia entre torneos). 4. Inscripción a torneos. Los equipos se inscriben en torneos. Cada torneo tiene un n´umero m´aximo de equipos que pueden participar. Un equipo puede inscribirse en múltiples torneos. 5. Partidas. Dentro de un torneo se juegan partidas (matches). Cada partida enfrenta a exactamente dos equipos distintos, tiene una fecha y hora programada, un resultado (puntaje equipo A y puntaje equipo B) y una fase del torneo. Las fases posibles son: fase de grupos, cuartos de final, semifinal, final. El formato del torneo es: 8 equipos divididos en 2 grupos de 4, round-robin dentro de cada grupo, los 2 mejores de cada grupo avanzan a semifinales, luego final.Estad´ısticas individuales. Para cada partida se registran las estadísticas de cada jugador de los equipos participantes: KOs, restarts y assists. 7. Sponsors. Empresas pueden auspiciar torneos. De cada sponsor se conoce su nombre, industria (tecnolog´ıa, bebidas, ropa, etc.) y el monto en USD que aporta a cada torneo que auspicia. Un sponsor puede auspiciar m´ultiples torneos.</w:t>
+        <w:t>La organización necesita gestionar la siguiente información: 1. Torneos. La organización realiza múltiples torneos. Cada torneo tiene un nombre, el título del videojuego que se juega, fechas de inicio y fin, y un pozo de premios (</w:t>
+      </w:r>
+      <w:proofErr w:type="spellStart"/>
+      <w:r>
+        <w:t>prize</w:t>
+      </w:r>
+      <w:proofErr w:type="spellEnd"/>
+      <w:r>
+        <w:t xml:space="preserve"> pool) en USD. </w:t>
+      </w:r>
+      <w:proofErr w:type="gramStart"/>
+      <w:r>
+        <w:t>Además</w:t>
+      </w:r>
+      <w:proofErr w:type="gramEnd"/>
+      <w:r>
+        <w:t xml:space="preserve"> tiene un número máximo de equipos por participar. 2. Jugadores. Los jugadores se registran en la plataforma con un </w:t>
+      </w:r>
+      <w:proofErr w:type="spellStart"/>
+      <w:r>
+        <w:t>gamertag</w:t>
+      </w:r>
+      <w:proofErr w:type="spellEnd"/>
+      <w:r>
+        <w:t xml:space="preserve"> (´único), su nombre real, email, fecha de nacimiento y país de origen. 3. Equipos. Los jugadores forman equipos (de un número no acotado de jugadores). Cada equipo tiene un nombre único, una fecha de creación y un capitán. El </w:t>
+      </w:r>
+      <w:proofErr w:type="spellStart"/>
+      <w:r>
+        <w:t>capit´an</w:t>
+      </w:r>
+      <w:proofErr w:type="spellEnd"/>
+      <w:r>
+        <w:t xml:space="preserve"> debe ser miembro del equipo. Un jugador pertenece a exactamente un equipo (la </w:t>
+      </w:r>
+      <w:proofErr w:type="spellStart"/>
+      <w:r>
+        <w:t>membres´ıa</w:t>
+      </w:r>
+      <w:proofErr w:type="spellEnd"/>
+      <w:r>
+        <w:t xml:space="preserve"> es fija, no cambia entre torneos). 4. Inscripción a torneos. Los equipos se inscriben en torneos. Cada torneo tiene un </w:t>
+      </w:r>
+      <w:proofErr w:type="spellStart"/>
+      <w:r>
+        <w:t>n´umero</w:t>
+      </w:r>
+      <w:proofErr w:type="spellEnd"/>
+      <w:r>
+        <w:t xml:space="preserve"> </w:t>
+      </w:r>
+      <w:proofErr w:type="spellStart"/>
+      <w:r>
+        <w:t>m´aximo</w:t>
+      </w:r>
+      <w:proofErr w:type="spellEnd"/>
+      <w:r>
+        <w:t xml:space="preserve"> de equipos que pueden participar. Un equipo puede inscribirse en múltiples torneos. 5. Partidas. Dentro de un torneo se juegan partidas (</w:t>
+      </w:r>
+      <w:proofErr w:type="spellStart"/>
+      <w:r>
+        <w:t>matches</w:t>
+      </w:r>
+      <w:proofErr w:type="spellEnd"/>
+      <w:r>
+        <w:t xml:space="preserve">). Cada partida enfrenta a exactamente dos equipos distintos, tiene una fecha y hora programada, un resultado (puntaje equipo A y puntaje equipo B) y una fase del torneo. Las fases posibles son: fase de grupos, cuartos de final, semifinal, final. El formato del torneo es: 8 equipos divididos en 2 grupos de 4, </w:t>
+      </w:r>
+      <w:proofErr w:type="gramStart"/>
+      <w:r>
+        <w:t>round</w:t>
+      </w:r>
+      <w:proofErr w:type="gramEnd"/>
+      <w:r>
+        <w:t>-</w:t>
+      </w:r>
+      <w:proofErr w:type="spellStart"/>
+      <w:r>
+        <w:t>robin</w:t>
+      </w:r>
+      <w:proofErr w:type="spellEnd"/>
+      <w:r>
+        <w:t xml:space="preserve"> dentro de cada grupo, los 2 mejores de cada grupo avanzan a semifinales, luego </w:t>
+      </w:r>
+      <w:proofErr w:type="spellStart"/>
+      <w:proofErr w:type="gramStart"/>
+      <w:r>
+        <w:t>final.Estad</w:t>
+      </w:r>
+      <w:proofErr w:type="gramEnd"/>
+      <w:r>
+        <w:t>´ısticas</w:t>
+      </w:r>
+      <w:proofErr w:type="spellEnd"/>
+      <w:r>
+        <w:t xml:space="preserve"> individuales. Para cada partida se registran las estadísticas de cada jugador de los equipos participantes: KOs, </w:t>
+      </w:r>
+      <w:proofErr w:type="spellStart"/>
+      <w:r>
+        <w:t>restarts</w:t>
+      </w:r>
+      <w:proofErr w:type="spellEnd"/>
+      <w:r>
+        <w:t xml:space="preserve"> y </w:t>
+      </w:r>
+      <w:proofErr w:type="spellStart"/>
+      <w:r>
+        <w:t>assists</w:t>
+      </w:r>
+      <w:proofErr w:type="spellEnd"/>
+      <w:r>
+        <w:t xml:space="preserve">. 7. Sponsors. Empresas pueden auspiciar torneos. De cada </w:t>
+      </w:r>
+      <w:proofErr w:type="gramStart"/>
+      <w:r>
+        <w:t>sponsor</w:t>
+      </w:r>
+      <w:proofErr w:type="gramEnd"/>
+      <w:r>
+        <w:t xml:space="preserve"> se conoce su nombre, industria (</w:t>
+      </w:r>
+      <w:proofErr w:type="spellStart"/>
+      <w:r>
+        <w:t>tecnolog´ıa</w:t>
+      </w:r>
+      <w:proofErr w:type="spellEnd"/>
+      <w:r>
+        <w:t xml:space="preserve">, bebidas, ropa, etc.) y el monto en USD que aporta a cada torneo que auspicia. Un </w:t>
+      </w:r>
+      <w:proofErr w:type="gramStart"/>
+      <w:r>
+        <w:t>sponsor</w:t>
+      </w:r>
+      <w:proofErr w:type="gramEnd"/>
+      <w:r>
+        <w:t xml:space="preserve"> puede auspiciar </w:t>
+      </w:r>
+      <w:proofErr w:type="spellStart"/>
+      <w:r>
+        <w:t>m´ultiples</w:t>
+      </w:r>
+      <w:proofErr w:type="spellEnd"/>
+      <w:r>
+        <w:t xml:space="preserve"> torneos.</w:t>
       </w:r>
       <w:r>
         <w:t xml:space="preserve"> </w:t>
@@ -1771,12 +2054,11 @@
     </w:p>
     <w:p/>
     <w:p/>
-    <w:p/>
     <w:p>
       <w:pPr>
         <w:pStyle w:val="Heading1"/>
       </w:pPr>
-      <w:bookmarkStart w:id="6" w:name="_Toc226221651"/>
+      <w:bookmarkStart w:id="6" w:name="_Toc226364858"/>
       <w:r>
         <w:rPr>
           <w:noProof/>
@@ -1806,7 +2088,7 @@
                     <pic:cNvPicPr/>
                   </pic:nvPicPr>
                   <pic:blipFill>
-                    <a:blip r:embed="rId18" cstate="print">
+                    <a:blip r:embed="rId19" cstate="print">
                       <a:extLst>
                         <a:ext uri="{28A0092B-C50C-407E-A947-70E740481C1C}">
                           <a14:useLocalDpi xmlns:a14="http://schemas.microsoft.com/office/drawing/2010/main" val="0"/>
@@ -1832,105 +2114,11 @@
           </wp:anchor>
         </w:drawing>
       </w:r>
-    </w:p>
-    <w:p>
-      <w:pPr>
-        <w:pStyle w:val="Heading1"/>
-      </w:pPr>
-    </w:p>
-    <w:p/>
-    <w:p/>
-    <w:p/>
-    <w:p/>
-    <w:p/>
-    <w:p/>
-    <w:p/>
-    <w:p/>
-    <w:p>
-      <w:pPr>
-        <w:rPr>
-          <w:u w:val="single"/>
-        </w:rPr>
-      </w:pPr>
-    </w:p>
-    <w:p>
-      <w:pPr>
-        <w:pStyle w:val="Heading1"/>
-      </w:pPr>
-      <w:r>
-        <w:lastRenderedPageBreak/>
-        <w:t>Parte B: Implementación de la base de datos</w:t>
-      </w:r>
       <w:bookmarkEnd w:id="6"/>
     </w:p>
-    <w:p>
-      <w:pPr>
-        <w:pStyle w:val="ListParagraph"/>
-        <w:numPr>
-          <w:ilvl w:val="0"/>
-          <w:numId w:val="12"/>
-        </w:numPr>
-        <w:rPr>
-          <w:rFonts w:ascii="Aptos" w:eastAsia="Aptos" w:hAnsi="Aptos" w:cs="Aptos"/>
-          <w:b/>
-        </w:rPr>
-      </w:pPr>
-      <w:r>
-        <w:rPr>
-          <w:rFonts w:ascii="Aptos" w:eastAsia="Aptos" w:hAnsi="Aptos" w:cs="Aptos"/>
-          <w:b/>
-        </w:rPr>
-        <w:t>Creen la base de datos en PostgreSQL usando el esquema final que eligieron en la Parte A.</w:t>
-      </w:r>
-    </w:p>
-    <w:p>
-      <w:pPr>
-        <w:pStyle w:val="ListParagraph"/>
-        <w:numPr>
-          <w:ilvl w:val="0"/>
-          <w:numId w:val="12"/>
-        </w:numPr>
-        <w:rPr>
-          <w:rFonts w:ascii="Aptos" w:eastAsia="Aptos" w:hAnsi="Aptos" w:cs="Aptos"/>
-        </w:rPr>
-      </w:pPr>
-      <w:r>
-        <w:rPr>
-          <w:rFonts w:ascii="Aptos" w:eastAsia="Aptos" w:hAnsi="Aptos" w:cs="Aptos"/>
-        </w:rPr>
-        <w:t>Pueblen la base de datos con datos sint´eticos coherentes. Como m´ınimo: 3 torneos (al menos uno con el cupo completo de 8 equipos y bracket completo). 10 equipos con al menos 5 jugadores cada uno. Partidas suficientes para simular un torneo completo (fase de grupos round-robin → semifinales → final). Al menos 5 sponsors. Estad´ısticas individuales para todas las partidas. Al menos un caso donde un equipo intenta inscribirse en un torneo que ya est´a lleno (para probar la validaci´on de la Parte C).</w:t>
-      </w:r>
-    </w:p>
-    <w:p>
-      <w:pPr>
-        <w:pStyle w:val="ListParagraph"/>
-        <w:numPr>
-          <w:ilvl w:val="0"/>
-          <w:numId w:val="12"/>
-        </w:numPr>
-        <w:rPr>
-          <w:rFonts w:ascii="Aptos" w:eastAsia="Aptos" w:hAnsi="Aptos" w:cs="Aptos"/>
-        </w:rPr>
-      </w:pPr>
-      <w:r>
-        <w:rPr>
-          <w:rFonts w:ascii="Aptos" w:eastAsia="Aptos" w:hAnsi="Aptos" w:cs="Aptos"/>
-        </w:rPr>
-        <w:t>Entreguen los archivos schema.sql (con todo lo necesario para la creaci´on de tablas) y data.sql (con los scripts de carga de datos). Si sus scripts usan archivos csv o similares, estos tambi´en deben ser parte de la entrega.</w:t>
-      </w:r>
-    </w:p>
-    <w:p>
-      <w:pPr>
-        <w:rPr>
-          <w:rFonts w:ascii="Aptos" w:eastAsia="Aptos" w:hAnsi="Aptos" w:cs="Aptos"/>
-        </w:rPr>
-      </w:pPr>
-    </w:p>
     <w:sectPr>
-      <w:headerReference w:type="default" r:id="rId19"/>
-      <w:footerReference w:type="default" r:id="rId20"/>
-      <w:pgSz w:w="12240" w:h="15840"/>
-      <w:pgMar w:top="1417" w:right="1701" w:bottom="1417" w:left="1701" w:header="708" w:footer="708" w:gutter="0"/>
+      <w:pgSz w:w="12240" w:h="15840" w:code="1"/>
+      <w:pgMar w:top="1440" w:right="1440" w:bottom="1440" w:left="1440" w:header="708" w:footer="708" w:gutter="0"/>
       <w:pgBorders w:display="firstPage" w:offsetFrom="page">
         <w:top w:val="thinThickThinMediumGap" w:sz="24" w:space="24" w:color="auto"/>
         <w:left w:val="thinThickThinMediumGap" w:sz="24" w:space="24" w:color="auto"/>
@@ -5190,15 +5378,18 @@
 </file>
 
 <file path=customXml/item2.xml><?xml version="1.0" encoding="utf-8"?>
-<?mso-contentType ?>
-<FormTemplates xmlns="http://schemas.microsoft.com/sharepoint/v3/contenttype/forms">
-  <Display>DocumentLibraryForm</Display>
-  <Edit>DocumentLibraryForm</Edit>
-  <New>DocumentLibraryForm</New>
-</FormTemplates>
+<p:properties xmlns:p="http://schemas.microsoft.com/office/2006/metadata/properties" xmlns:xsi="http://www.w3.org/2001/XMLSchema-instance" xmlns:pc="http://schemas.microsoft.com/office/infopath/2007/PartnerControls">
+  <documentManagement>
+    <_activity xmlns="247cdc3c-c62f-43d0-a4d9-f211aa15ea03" xsi:nil="true"/>
+  </documentManagement>
+</p:properties>
 </file>
 
 <file path=customXml/item3.xml><?xml version="1.0" encoding="utf-8"?>
+<b:Sources xmlns:b="http://schemas.openxmlformats.org/officeDocument/2006/bibliography" xmlns="http://schemas.openxmlformats.org/officeDocument/2006/bibliography" SelectedStyle="\APASixthEditionOfficeOnline.xsl" StyleName="APA" Version="6"/>
+</file>
+
+<file path=customXml/item4.xml><?xml version="1.0" encoding="utf-8"?>
 <ct:contentTypeSchema xmlns:ct="http://schemas.microsoft.com/office/2006/metadata/contentType" xmlns:ma="http://schemas.microsoft.com/office/2006/metadata/properties/metaAttributes" ct:_="" ma:_="" ma:contentTypeName="Document" ma:contentTypeID="0x0101008DD054E846ACD94EA5657A0FDB264511" ma:contentTypeVersion="6" ma:contentTypeDescription="Create a new document." ma:contentTypeScope="" ma:versionID="a0a00f646da7d71bbd7a6c5e79d304ef">
   <xsd:schema xmlns:xsd="http://www.w3.org/2001/XMLSchema" xmlns:xs="http://www.w3.org/2001/XMLSchema" xmlns:p="http://schemas.microsoft.com/office/2006/metadata/properties" xmlns:ns3="247cdc3c-c62f-43d0-a4d9-f211aa15ea03" targetNamespace="http://schemas.microsoft.com/office/2006/metadata/properties" ma:root="true" ma:fieldsID="8e2fb23a232ca663493ccc2ed98f8935" ns3:_="">
     <xsd:import namespace="247cdc3c-c62f-43d0-a4d9-f211aa15ea03"/>
@@ -5354,16 +5545,13 @@
 </ct:contentTypeSchema>
 </file>
 
-<file path=customXml/item4.xml><?xml version="1.0" encoding="utf-8"?>
-<b:Sources xmlns:b="http://schemas.openxmlformats.org/officeDocument/2006/bibliography" xmlns="http://schemas.openxmlformats.org/officeDocument/2006/bibliography" SelectedStyle="\APASixthEditionOfficeOnline.xsl" StyleName="APA" Version="6"/>
-</file>
-
 <file path=customXml/item5.xml><?xml version="1.0" encoding="utf-8"?>
-<p:properties xmlns:p="http://schemas.microsoft.com/office/2006/metadata/properties" xmlns:xsi="http://www.w3.org/2001/XMLSchema-instance" xmlns:pc="http://schemas.microsoft.com/office/infopath/2007/PartnerControls">
-  <documentManagement>
-    <_activity xmlns="247cdc3c-c62f-43d0-a4d9-f211aa15ea03" xsi:nil="true"/>
-  </documentManagement>
-</p:properties>
+<?mso-contentType ?>
+<FormTemplates xmlns="http://schemas.microsoft.com/sharepoint/v3/contenttype/forms">
+  <Display>DocumentLibraryForm</Display>
+  <Edit>DocumentLibraryForm</Edit>
+  <New>DocumentLibraryForm</New>
+</FormTemplates>
 </file>
 
 <file path=customXml/itemProps1.xml><?xml version="1.0" encoding="utf-8"?>
@@ -5375,14 +5563,24 @@
 </file>
 
 <file path=customXml/itemProps2.xml><?xml version="1.0" encoding="utf-8"?>
-<ds:datastoreItem xmlns:ds="http://schemas.openxmlformats.org/officeDocument/2006/customXml" ds:itemID="{D35F0BC5-A3E7-4787-B158-4E3489803486}">
+<ds:datastoreItem xmlns:ds="http://schemas.openxmlformats.org/officeDocument/2006/customXml" ds:itemID="{63030172-CD5C-436A-B85F-468C020B71BF}">
   <ds:schemaRefs>
-    <ds:schemaRef ds:uri="http://schemas.microsoft.com/sharepoint/v3/contenttype/forms"/>
+    <ds:schemaRef ds:uri="http://schemas.microsoft.com/office/2006/metadata/properties"/>
+    <ds:schemaRef ds:uri="http://schemas.microsoft.com/office/infopath/2007/PartnerControls"/>
+    <ds:schemaRef ds:uri="247cdc3c-c62f-43d0-a4d9-f211aa15ea03"/>
   </ds:schemaRefs>
 </ds:datastoreItem>
 </file>
 
 <file path=customXml/itemProps3.xml><?xml version="1.0" encoding="utf-8"?>
+<ds:datastoreItem xmlns:ds="http://schemas.openxmlformats.org/officeDocument/2006/customXml" ds:itemID="{A3FAA80D-DA22-4BF4-B5FB-0AC2409D458C}">
+  <ds:schemaRefs>
+    <ds:schemaRef ds:uri="http://schemas.openxmlformats.org/officeDocument/2006/bibliography"/>
+  </ds:schemaRefs>
+</ds:datastoreItem>
+</file>
+
+<file path=customXml/itemProps4.xml><?xml version="1.0" encoding="utf-8"?>
 <ds:datastoreItem xmlns:ds="http://schemas.openxmlformats.org/officeDocument/2006/customXml" ds:itemID="{F5223B38-E855-4E3F-9883-AC0E002CE136}">
   <ds:schemaRefs>
     <ds:schemaRef ds:uri="http://schemas.microsoft.com/office/2006/metadata/contentType"/>
@@ -5400,20 +5598,10 @@
 </ds:datastoreItem>
 </file>
 
-<file path=customXml/itemProps4.xml><?xml version="1.0" encoding="utf-8"?>
-<ds:datastoreItem xmlns:ds="http://schemas.openxmlformats.org/officeDocument/2006/customXml" ds:itemID="{A3FAA80D-DA22-4BF4-B5FB-0AC2409D458C}">
+<file path=customXml/itemProps5.xml><?xml version="1.0" encoding="utf-8"?>
+<ds:datastoreItem xmlns:ds="http://schemas.openxmlformats.org/officeDocument/2006/customXml" ds:itemID="{D35F0BC5-A3E7-4787-B158-4E3489803486}">
   <ds:schemaRefs>
-    <ds:schemaRef ds:uri="http://schemas.openxmlformats.org/officeDocument/2006/bibliography"/>
-  </ds:schemaRefs>
-</ds:datastoreItem>
-</file>
-
-<file path=customXml/itemProps5.xml><?xml version="1.0" encoding="utf-8"?>
-<ds:datastoreItem xmlns:ds="http://schemas.openxmlformats.org/officeDocument/2006/customXml" ds:itemID="{63030172-CD5C-436A-B85F-468C020B71BF}">
-  <ds:schemaRefs>
-    <ds:schemaRef ds:uri="http://schemas.microsoft.com/office/2006/metadata/properties"/>
-    <ds:schemaRef ds:uri="http://schemas.microsoft.com/office/infopath/2007/PartnerControls"/>
-    <ds:schemaRef ds:uri="247cdc3c-c62f-43d0-a4d9-f211aa15ea03"/>
+    <ds:schemaRef ds:uri="http://schemas.microsoft.com/sharepoint/v3/contenttype/forms"/>
   </ds:schemaRefs>
 </ds:datastoreItem>
 </file>